--- a/off_grid_EU_analysis.docx
+++ b/off_grid_EU_analysis.docx
@@ -972,18 +972,896 @@
     </w:p>
     <w:p>
       <w:pPr>
+        <w:pStyle w:val="ListParagraph"/>
+        <w:numPr>
+          <w:ilvl w:val="0"/>
+          <w:numId w:val="1"/>
+        </w:numPr>
+      </w:pPr>
+      <w:r>
+        <w:t>F</w:t>
+      </w:r>
+      <w:r>
+        <w:t>easible</w:t>
+      </w:r>
+      <w:r>
+        <w:t>=75, I</w:t>
+      </w:r>
+      <w:r>
+        <w:t>nfeasible</w:t>
+      </w:r>
+      <w:r>
+        <w:t>=35</w:t>
+      </w:r>
+    </w:p>
+    <w:tbl>
+      <w:tblPr>
+        <w:tblW w:w="0" w:type="auto"/>
+        <w:shd w:val="clear" w:color="auto" w:fill="141414"/>
+        <w:tblCellMar>
+          <w:top w:w="15" w:type="dxa"/>
+          <w:left w:w="15" w:type="dxa"/>
+          <w:bottom w:w="15" w:type="dxa"/>
+          <w:right w:w="15" w:type="dxa"/>
+        </w:tblCellMar>
+        <w:tblLook w:val="04A0" w:firstRow="1" w:lastRow="0" w:firstColumn="1" w:lastColumn="0" w:noHBand="0" w:noVBand="1"/>
+      </w:tblPr>
+      <w:tblGrid>
+        <w:gridCol w:w="3005"/>
+        <w:gridCol w:w="1404"/>
+        <w:gridCol w:w="1848"/>
+      </w:tblGrid>
+      <w:tr>
+        <w:trPr>
+          <w:tblHeader/>
+        </w:trPr>
+        <w:tc>
+          <w:tcPr>
+            <w:tcW w:w="0" w:type="auto"/>
+            <w:tcBorders>
+              <w:top w:val="nil"/>
+              <w:left w:val="nil"/>
+              <w:bottom w:val="nil"/>
+              <w:right w:val="nil"/>
+            </w:tcBorders>
+            <w:shd w:val="clear" w:color="auto" w:fill="141414"/>
+          </w:tcPr>
+          <w:p>
+            <w:pPr>
+              <w:spacing w:after="0" w:line="240" w:lineRule="auto"/>
+              <w:jc w:val="center"/>
+              <w:rPr>
+                <w:rFonts w:ascii="Segoe UI" w:eastAsia="Times New Roman" w:hAnsi="Segoe UI" w:cs="Segoe UI"/>
+                <w:b/>
+                <w:bCs/>
+                <w:kern w:val="0"/>
+                <w:sz w:val="20"/>
+                <w:szCs w:val="20"/>
+                <w14:ligatures w14:val="none"/>
+              </w:rPr>
+            </w:pPr>
+          </w:p>
+        </w:tc>
+        <w:tc>
+          <w:tcPr>
+            <w:tcW w:w="0" w:type="auto"/>
+            <w:tcBorders>
+              <w:top w:val="nil"/>
+              <w:left w:val="nil"/>
+              <w:bottom w:val="nil"/>
+              <w:right w:val="nil"/>
+            </w:tcBorders>
+            <w:shd w:val="clear" w:color="auto" w:fill="141414"/>
+            <w:tcMar>
+              <w:top w:w="30" w:type="dxa"/>
+              <w:left w:w="30" w:type="dxa"/>
+              <w:bottom w:w="30" w:type="dxa"/>
+              <w:right w:w="30" w:type="dxa"/>
+            </w:tcMar>
+            <w:vAlign w:val="center"/>
+            <w:hideMark/>
+          </w:tcPr>
+          <w:p>
+            <w:pPr>
+              <w:spacing w:after="0" w:line="240" w:lineRule="auto"/>
+              <w:jc w:val="center"/>
+              <w:rPr>
+                <w:rFonts w:ascii="Segoe UI" w:eastAsia="Times New Roman" w:hAnsi="Segoe UI" w:cs="Segoe UI"/>
+                <w:b/>
+                <w:bCs/>
+                <w:kern w:val="0"/>
+                <w:sz w:val="20"/>
+                <w:szCs w:val="20"/>
+                <w14:ligatures w14:val="none"/>
+              </w:rPr>
+            </w:pPr>
+            <w:r>
+              <w:rPr>
+                <w:rFonts w:ascii="Segoe UI" w:eastAsia="Times New Roman" w:hAnsi="Segoe UI" w:cs="Segoe UI"/>
+                <w:b/>
+                <w:bCs/>
+                <w:kern w:val="0"/>
+                <w:sz w:val="20"/>
+                <w:szCs w:val="20"/>
+                <w14:ligatures w14:val="none"/>
+              </w:rPr>
+              <w:t>Infeasible (35)</w:t>
+            </w:r>
+          </w:p>
+        </w:tc>
+        <w:tc>
+          <w:tcPr>
+            <w:tcW w:w="1848" w:type="dxa"/>
+            <w:tcBorders>
+              <w:top w:val="nil"/>
+              <w:left w:val="nil"/>
+              <w:bottom w:val="nil"/>
+              <w:right w:val="nil"/>
+            </w:tcBorders>
+            <w:shd w:val="clear" w:color="auto" w:fill="141414"/>
+            <w:tcMar>
+              <w:top w:w="30" w:type="dxa"/>
+              <w:left w:w="30" w:type="dxa"/>
+              <w:bottom w:w="30" w:type="dxa"/>
+              <w:right w:w="30" w:type="dxa"/>
+            </w:tcMar>
+            <w:vAlign w:val="center"/>
+            <w:hideMark/>
+          </w:tcPr>
+          <w:p>
+            <w:pPr>
+              <w:spacing w:after="0" w:line="240" w:lineRule="auto"/>
+              <w:jc w:val="center"/>
+              <w:rPr>
+                <w:rFonts w:ascii="Segoe UI" w:eastAsia="Times New Roman" w:hAnsi="Segoe UI" w:cs="Segoe UI"/>
+                <w:b/>
+                <w:bCs/>
+                <w:kern w:val="0"/>
+                <w:sz w:val="20"/>
+                <w:szCs w:val="20"/>
+                <w14:ligatures w14:val="none"/>
+              </w:rPr>
+            </w:pPr>
+            <w:r>
+              <w:rPr>
+                <w:rFonts w:ascii="Segoe UI" w:eastAsia="Times New Roman" w:hAnsi="Segoe UI" w:cs="Segoe UI"/>
+                <w:b/>
+                <w:bCs/>
+                <w:kern w:val="0"/>
+                <w:sz w:val="20"/>
+                <w:szCs w:val="20"/>
+                <w14:ligatures w14:val="none"/>
+              </w:rPr>
+              <w:t>Feasible (75)</w:t>
+            </w:r>
+          </w:p>
+        </w:tc>
+      </w:tr>
+      <w:tr>
+        <w:tc>
+          <w:tcPr>
+            <w:tcW w:w="0" w:type="auto"/>
+            <w:tcBorders>
+              <w:top w:val="nil"/>
+              <w:left w:val="nil"/>
+              <w:bottom w:val="nil"/>
+              <w:right w:val="nil"/>
+            </w:tcBorders>
+            <w:shd w:val="clear" w:color="auto" w:fill="141414"/>
+            <w:tcMar>
+              <w:top w:w="30" w:type="dxa"/>
+              <w:left w:w="30" w:type="dxa"/>
+              <w:bottom w:w="30" w:type="dxa"/>
+              <w:right w:w="30" w:type="dxa"/>
+            </w:tcMar>
+            <w:vAlign w:val="center"/>
+            <w:hideMark/>
+          </w:tcPr>
+          <w:p>
+            <w:pPr>
+              <w:spacing w:after="0" w:line="240" w:lineRule="auto"/>
+              <w:rPr>
+                <w:rFonts w:ascii="Segoe UI" w:eastAsia="Times New Roman" w:hAnsi="Segoe UI" w:cs="Segoe UI"/>
+                <w:kern w:val="0"/>
+                <w:sz w:val="20"/>
+                <w:szCs w:val="20"/>
+                <w14:ligatures w14:val="none"/>
+              </w:rPr>
+            </w:pPr>
+            <w:r>
+              <w:rPr>
+                <w:rFonts w:ascii="Segoe UI" w:eastAsia="Times New Roman" w:hAnsi="Segoe UI" w:cs="Segoe UI"/>
+                <w:kern w:val="0"/>
+                <w:sz w:val="20"/>
+                <w:szCs w:val="20"/>
+                <w14:ligatures w14:val="none"/>
+              </w:rPr>
+              <w:t>Mean heat demand (</w:t>
+            </w:r>
+            <w:proofErr w:type="spellStart"/>
+            <w:r>
+              <w:rPr>
+                <w:rFonts w:ascii="Segoe UI" w:eastAsia="Times New Roman" w:hAnsi="Segoe UI" w:cs="Segoe UI"/>
+                <w:kern w:val="0"/>
+                <w:sz w:val="20"/>
+                <w:szCs w:val="20"/>
+                <w14:ligatures w14:val="none"/>
+              </w:rPr>
+              <w:t>MWh_th</w:t>
+            </w:r>
+            <w:proofErr w:type="spellEnd"/>
+            <w:r>
+              <w:rPr>
+                <w:rFonts w:ascii="Segoe UI" w:eastAsia="Times New Roman" w:hAnsi="Segoe UI" w:cs="Segoe UI"/>
+                <w:kern w:val="0"/>
+                <w:sz w:val="20"/>
+                <w:szCs w:val="20"/>
+                <w14:ligatures w14:val="none"/>
+              </w:rPr>
+              <w:t>/yr)</w:t>
+            </w:r>
+          </w:p>
+        </w:tc>
+        <w:tc>
+          <w:tcPr>
+            <w:tcW w:w="0" w:type="auto"/>
+            <w:tcBorders>
+              <w:top w:val="nil"/>
+              <w:left w:val="nil"/>
+              <w:bottom w:val="nil"/>
+              <w:right w:val="nil"/>
+            </w:tcBorders>
+            <w:shd w:val="clear" w:color="auto" w:fill="141414"/>
+            <w:tcMar>
+              <w:top w:w="30" w:type="dxa"/>
+              <w:left w:w="30" w:type="dxa"/>
+              <w:bottom w:w="30" w:type="dxa"/>
+              <w:right w:w="30" w:type="dxa"/>
+            </w:tcMar>
+            <w:vAlign w:val="center"/>
+            <w:hideMark/>
+          </w:tcPr>
+          <w:p>
+            <w:pPr>
+              <w:spacing w:after="0" w:line="240" w:lineRule="auto"/>
+              <w:rPr>
+                <w:rFonts w:ascii="Segoe UI" w:eastAsia="Times New Roman" w:hAnsi="Segoe UI" w:cs="Segoe UI"/>
+                <w:kern w:val="0"/>
+                <w:sz w:val="20"/>
+                <w:szCs w:val="20"/>
+                <w14:ligatures w14:val="none"/>
+              </w:rPr>
+            </w:pPr>
+            <w:r>
+              <w:rPr>
+                <w:rFonts w:ascii="Segoe UI" w:eastAsia="Times New Roman" w:hAnsi="Segoe UI" w:cs="Segoe UI"/>
+                <w:kern w:val="0"/>
+                <w:sz w:val="20"/>
+                <w:szCs w:val="20"/>
+                <w14:ligatures w14:val="none"/>
+              </w:rPr>
+              <w:t>1,092,000</w:t>
+            </w:r>
+          </w:p>
+        </w:tc>
+        <w:tc>
+          <w:tcPr>
+            <w:tcW w:w="1848" w:type="dxa"/>
+            <w:tcBorders>
+              <w:top w:val="nil"/>
+              <w:left w:val="nil"/>
+              <w:bottom w:val="nil"/>
+              <w:right w:val="nil"/>
+            </w:tcBorders>
+            <w:shd w:val="clear" w:color="auto" w:fill="141414"/>
+            <w:tcMar>
+              <w:top w:w="30" w:type="dxa"/>
+              <w:left w:w="30" w:type="dxa"/>
+              <w:bottom w:w="30" w:type="dxa"/>
+              <w:right w:w="30" w:type="dxa"/>
+            </w:tcMar>
+            <w:vAlign w:val="center"/>
+            <w:hideMark/>
+          </w:tcPr>
+          <w:p>
+            <w:pPr>
+              <w:spacing w:after="0" w:line="240" w:lineRule="auto"/>
+              <w:rPr>
+                <w:rFonts w:ascii="Segoe UI" w:eastAsia="Times New Roman" w:hAnsi="Segoe UI" w:cs="Segoe UI"/>
+                <w:kern w:val="0"/>
+                <w:sz w:val="20"/>
+                <w:szCs w:val="20"/>
+                <w14:ligatures w14:val="none"/>
+              </w:rPr>
+            </w:pPr>
+            <w:r>
+              <w:rPr>
+                <w:rFonts w:ascii="Segoe UI" w:eastAsia="Times New Roman" w:hAnsi="Segoe UI" w:cs="Segoe UI"/>
+                <w:kern w:val="0"/>
+                <w:sz w:val="20"/>
+                <w:szCs w:val="20"/>
+                <w14:ligatures w14:val="none"/>
+              </w:rPr>
+              <w:t>300,000</w:t>
+            </w:r>
+          </w:p>
+        </w:tc>
+      </w:tr>
+      <w:tr>
+        <w:tc>
+          <w:tcPr>
+            <w:tcW w:w="0" w:type="auto"/>
+            <w:tcBorders>
+              <w:top w:val="nil"/>
+              <w:left w:val="nil"/>
+              <w:bottom w:val="nil"/>
+              <w:right w:val="nil"/>
+            </w:tcBorders>
+            <w:shd w:val="clear" w:color="auto" w:fill="141414"/>
+            <w:tcMar>
+              <w:top w:w="30" w:type="dxa"/>
+              <w:left w:w="30" w:type="dxa"/>
+              <w:bottom w:w="30" w:type="dxa"/>
+              <w:right w:w="30" w:type="dxa"/>
+            </w:tcMar>
+            <w:vAlign w:val="center"/>
+            <w:hideMark/>
+          </w:tcPr>
+          <w:p>
+            <w:pPr>
+              <w:spacing w:after="0" w:line="240" w:lineRule="auto"/>
+              <w:rPr>
+                <w:rFonts w:ascii="Segoe UI" w:eastAsia="Times New Roman" w:hAnsi="Segoe UI" w:cs="Segoe UI"/>
+                <w:kern w:val="0"/>
+                <w:sz w:val="20"/>
+                <w:szCs w:val="20"/>
+                <w14:ligatures w14:val="none"/>
+              </w:rPr>
+            </w:pPr>
+            <w:r>
+              <w:rPr>
+                <w:rFonts w:ascii="Segoe UI" w:eastAsia="Times New Roman" w:hAnsi="Segoe UI" w:cs="Segoe UI"/>
+                <w:kern w:val="0"/>
+                <w:sz w:val="20"/>
+                <w:szCs w:val="20"/>
+                <w14:ligatures w14:val="none"/>
+              </w:rPr>
+              <w:t>Mean land needed (km²)</w:t>
+            </w:r>
+          </w:p>
+        </w:tc>
+        <w:tc>
+          <w:tcPr>
+            <w:tcW w:w="0" w:type="auto"/>
+            <w:tcBorders>
+              <w:top w:val="nil"/>
+              <w:left w:val="nil"/>
+              <w:bottom w:val="nil"/>
+              <w:right w:val="nil"/>
+            </w:tcBorders>
+            <w:shd w:val="clear" w:color="auto" w:fill="141414"/>
+            <w:tcMar>
+              <w:top w:w="30" w:type="dxa"/>
+              <w:left w:w="30" w:type="dxa"/>
+              <w:bottom w:w="30" w:type="dxa"/>
+              <w:right w:w="30" w:type="dxa"/>
+            </w:tcMar>
+            <w:vAlign w:val="center"/>
+            <w:hideMark/>
+          </w:tcPr>
+          <w:p>
+            <w:pPr>
+              <w:spacing w:after="0" w:line="240" w:lineRule="auto"/>
+              <w:rPr>
+                <w:rFonts w:ascii="Segoe UI" w:eastAsia="Times New Roman" w:hAnsi="Segoe UI" w:cs="Segoe UI"/>
+                <w:kern w:val="0"/>
+                <w:sz w:val="20"/>
+                <w:szCs w:val="20"/>
+                <w14:ligatures w14:val="none"/>
+              </w:rPr>
+            </w:pPr>
+            <w:r>
+              <w:rPr>
+                <w:rFonts w:ascii="Segoe UI" w:eastAsia="Times New Roman" w:hAnsi="Segoe UI" w:cs="Segoe UI"/>
+                <w:kern w:val="0"/>
+                <w:sz w:val="20"/>
+                <w:szCs w:val="20"/>
+                <w14:ligatures w14:val="none"/>
+              </w:rPr>
+              <w:t>74.3</w:t>
+            </w:r>
+          </w:p>
+        </w:tc>
+        <w:tc>
+          <w:tcPr>
+            <w:tcW w:w="1848" w:type="dxa"/>
+            <w:tcBorders>
+              <w:top w:val="nil"/>
+              <w:left w:val="nil"/>
+              <w:bottom w:val="nil"/>
+              <w:right w:val="nil"/>
+            </w:tcBorders>
+            <w:shd w:val="clear" w:color="auto" w:fill="141414"/>
+            <w:tcMar>
+              <w:top w:w="30" w:type="dxa"/>
+              <w:left w:w="30" w:type="dxa"/>
+              <w:bottom w:w="30" w:type="dxa"/>
+              <w:right w:w="30" w:type="dxa"/>
+            </w:tcMar>
+            <w:vAlign w:val="center"/>
+            <w:hideMark/>
+          </w:tcPr>
+          <w:p>
+            <w:pPr>
+              <w:spacing w:after="0" w:line="240" w:lineRule="auto"/>
+              <w:rPr>
+                <w:rFonts w:ascii="Segoe UI" w:eastAsia="Times New Roman" w:hAnsi="Segoe UI" w:cs="Segoe UI"/>
+                <w:kern w:val="0"/>
+                <w:sz w:val="20"/>
+                <w:szCs w:val="20"/>
+                <w14:ligatures w14:val="none"/>
+              </w:rPr>
+            </w:pPr>
+            <w:r>
+              <w:rPr>
+                <w:rFonts w:ascii="Segoe UI" w:eastAsia="Times New Roman" w:hAnsi="Segoe UI" w:cs="Segoe UI"/>
+                <w:kern w:val="0"/>
+                <w:sz w:val="20"/>
+                <w:szCs w:val="20"/>
+                <w14:ligatures w14:val="none"/>
+              </w:rPr>
+              <w:t>22.4</w:t>
+            </w:r>
+          </w:p>
+        </w:tc>
+      </w:tr>
+      <w:tr>
+        <w:tc>
+          <w:tcPr>
+            <w:tcW w:w="0" w:type="auto"/>
+            <w:tcBorders>
+              <w:top w:val="nil"/>
+              <w:left w:val="nil"/>
+              <w:bottom w:val="nil"/>
+              <w:right w:val="nil"/>
+            </w:tcBorders>
+            <w:shd w:val="clear" w:color="auto" w:fill="141414"/>
+            <w:tcMar>
+              <w:top w:w="30" w:type="dxa"/>
+              <w:left w:w="30" w:type="dxa"/>
+              <w:bottom w:w="30" w:type="dxa"/>
+              <w:right w:w="30" w:type="dxa"/>
+            </w:tcMar>
+            <w:vAlign w:val="center"/>
+            <w:hideMark/>
+          </w:tcPr>
+          <w:p>
+            <w:pPr>
+              <w:spacing w:after="0" w:line="240" w:lineRule="auto"/>
+              <w:rPr>
+                <w:rFonts w:ascii="Segoe UI" w:eastAsia="Times New Roman" w:hAnsi="Segoe UI" w:cs="Segoe UI"/>
+                <w:kern w:val="0"/>
+                <w:sz w:val="20"/>
+                <w:szCs w:val="20"/>
+                <w14:ligatures w14:val="none"/>
+              </w:rPr>
+            </w:pPr>
+            <w:r>
+              <w:rPr>
+                <w:rFonts w:ascii="Segoe UI" w:eastAsia="Times New Roman" w:hAnsi="Segoe UI" w:cs="Segoe UI"/>
+                <w:kern w:val="0"/>
+                <w:sz w:val="20"/>
+                <w:szCs w:val="20"/>
+                <w14:ligatures w14:val="none"/>
+              </w:rPr>
+              <w:t>Mean suitable land adj. (km²)</w:t>
+            </w:r>
+          </w:p>
+        </w:tc>
+        <w:tc>
+          <w:tcPr>
+            <w:tcW w:w="0" w:type="auto"/>
+            <w:tcBorders>
+              <w:top w:val="nil"/>
+              <w:left w:val="nil"/>
+              <w:bottom w:val="nil"/>
+              <w:right w:val="nil"/>
+            </w:tcBorders>
+            <w:shd w:val="clear" w:color="auto" w:fill="141414"/>
+            <w:tcMar>
+              <w:top w:w="30" w:type="dxa"/>
+              <w:left w:w="30" w:type="dxa"/>
+              <w:bottom w:w="30" w:type="dxa"/>
+              <w:right w:w="30" w:type="dxa"/>
+            </w:tcMar>
+            <w:vAlign w:val="center"/>
+            <w:hideMark/>
+          </w:tcPr>
+          <w:p>
+            <w:pPr>
+              <w:spacing w:after="0" w:line="240" w:lineRule="auto"/>
+              <w:rPr>
+                <w:rFonts w:ascii="Segoe UI" w:eastAsia="Times New Roman" w:hAnsi="Segoe UI" w:cs="Segoe UI"/>
+                <w:kern w:val="0"/>
+                <w:sz w:val="20"/>
+                <w:szCs w:val="20"/>
+                <w14:ligatures w14:val="none"/>
+              </w:rPr>
+            </w:pPr>
+            <w:r>
+              <w:rPr>
+                <w:rFonts w:ascii="Segoe UI" w:eastAsia="Times New Roman" w:hAnsi="Segoe UI" w:cs="Segoe UI"/>
+                <w:kern w:val="0"/>
+                <w:sz w:val="20"/>
+                <w:szCs w:val="20"/>
+                <w14:ligatures w14:val="none"/>
+              </w:rPr>
+              <w:t>26.2</w:t>
+            </w:r>
+          </w:p>
+        </w:tc>
+        <w:tc>
+          <w:tcPr>
+            <w:tcW w:w="1848" w:type="dxa"/>
+            <w:tcBorders>
+              <w:top w:val="nil"/>
+              <w:left w:val="nil"/>
+              <w:bottom w:val="nil"/>
+              <w:right w:val="nil"/>
+            </w:tcBorders>
+            <w:shd w:val="clear" w:color="auto" w:fill="141414"/>
+            <w:tcMar>
+              <w:top w:w="30" w:type="dxa"/>
+              <w:left w:w="30" w:type="dxa"/>
+              <w:bottom w:w="30" w:type="dxa"/>
+              <w:right w:w="30" w:type="dxa"/>
+            </w:tcMar>
+            <w:vAlign w:val="center"/>
+            <w:hideMark/>
+          </w:tcPr>
+          <w:p>
+            <w:pPr>
+              <w:spacing w:after="0" w:line="240" w:lineRule="auto"/>
+              <w:rPr>
+                <w:rFonts w:ascii="Segoe UI" w:eastAsia="Times New Roman" w:hAnsi="Segoe UI" w:cs="Segoe UI"/>
+                <w:kern w:val="0"/>
+                <w:sz w:val="20"/>
+                <w:szCs w:val="20"/>
+                <w14:ligatures w14:val="none"/>
+              </w:rPr>
+            </w:pPr>
+            <w:r>
+              <w:rPr>
+                <w:rFonts w:ascii="Segoe UI" w:eastAsia="Times New Roman" w:hAnsi="Segoe UI" w:cs="Segoe UI"/>
+                <w:kern w:val="0"/>
+                <w:sz w:val="20"/>
+                <w:szCs w:val="20"/>
+                <w14:ligatures w14:val="none"/>
+              </w:rPr>
+              <w:t>111.5</w:t>
+            </w:r>
+          </w:p>
+        </w:tc>
+      </w:tr>
+      <w:tr>
+        <w:tc>
+          <w:tcPr>
+            <w:tcW w:w="0" w:type="auto"/>
+            <w:tcBorders>
+              <w:top w:val="nil"/>
+              <w:left w:val="nil"/>
+              <w:bottom w:val="nil"/>
+              <w:right w:val="nil"/>
+            </w:tcBorders>
+            <w:shd w:val="clear" w:color="auto" w:fill="141414"/>
+            <w:tcMar>
+              <w:top w:w="30" w:type="dxa"/>
+              <w:left w:w="30" w:type="dxa"/>
+              <w:bottom w:w="30" w:type="dxa"/>
+              <w:right w:w="30" w:type="dxa"/>
+            </w:tcMar>
+            <w:vAlign w:val="center"/>
+            <w:hideMark/>
+          </w:tcPr>
+          <w:p>
+            <w:pPr>
+              <w:spacing w:after="0" w:line="240" w:lineRule="auto"/>
+              <w:rPr>
+                <w:rFonts w:ascii="Segoe UI" w:eastAsia="Times New Roman" w:hAnsi="Segoe UI" w:cs="Segoe UI"/>
+                <w:kern w:val="0"/>
+                <w:sz w:val="20"/>
+                <w:szCs w:val="20"/>
+                <w14:ligatures w14:val="none"/>
+              </w:rPr>
+            </w:pPr>
+            <w:r>
+              <w:rPr>
+                <w:rFonts w:ascii="Segoe UI" w:eastAsia="Times New Roman" w:hAnsi="Segoe UI" w:cs="Segoe UI"/>
+                <w:kern w:val="0"/>
+                <w:sz w:val="20"/>
+                <w:szCs w:val="20"/>
+                <w14:ligatures w14:val="none"/>
+              </w:rPr>
+              <w:t>Mean coverage ratio</w:t>
+            </w:r>
+          </w:p>
+        </w:tc>
+        <w:tc>
+          <w:tcPr>
+            <w:tcW w:w="0" w:type="auto"/>
+            <w:tcBorders>
+              <w:top w:val="nil"/>
+              <w:left w:val="nil"/>
+              <w:bottom w:val="nil"/>
+              <w:right w:val="nil"/>
+            </w:tcBorders>
+            <w:shd w:val="clear" w:color="auto" w:fill="141414"/>
+            <w:tcMar>
+              <w:top w:w="30" w:type="dxa"/>
+              <w:left w:w="30" w:type="dxa"/>
+              <w:bottom w:w="30" w:type="dxa"/>
+              <w:right w:w="30" w:type="dxa"/>
+            </w:tcMar>
+            <w:vAlign w:val="center"/>
+            <w:hideMark/>
+          </w:tcPr>
+          <w:p>
+            <w:pPr>
+              <w:spacing w:after="0" w:line="240" w:lineRule="auto"/>
+              <w:rPr>
+                <w:rFonts w:ascii="Segoe UI" w:eastAsia="Times New Roman" w:hAnsi="Segoe UI" w:cs="Segoe UI"/>
+                <w:kern w:val="0"/>
+                <w:sz w:val="20"/>
+                <w:szCs w:val="20"/>
+                <w14:ligatures w14:val="none"/>
+              </w:rPr>
+            </w:pPr>
+            <w:r>
+              <w:rPr>
+                <w:rFonts w:ascii="Segoe UI" w:eastAsia="Times New Roman" w:hAnsi="Segoe UI" w:cs="Segoe UI"/>
+                <w:kern w:val="0"/>
+                <w:sz w:val="20"/>
+                <w:szCs w:val="20"/>
+                <w14:ligatures w14:val="none"/>
+              </w:rPr>
+              <w:t>0.32</w:t>
+            </w:r>
+          </w:p>
+        </w:tc>
+        <w:tc>
+          <w:tcPr>
+            <w:tcW w:w="1848" w:type="dxa"/>
+            <w:tcBorders>
+              <w:top w:val="nil"/>
+              <w:left w:val="nil"/>
+              <w:bottom w:val="nil"/>
+              <w:right w:val="nil"/>
+            </w:tcBorders>
+            <w:shd w:val="clear" w:color="auto" w:fill="141414"/>
+            <w:tcMar>
+              <w:top w:w="30" w:type="dxa"/>
+              <w:left w:w="30" w:type="dxa"/>
+              <w:bottom w:w="30" w:type="dxa"/>
+              <w:right w:w="30" w:type="dxa"/>
+            </w:tcMar>
+            <w:vAlign w:val="center"/>
+            <w:hideMark/>
+          </w:tcPr>
+          <w:p>
+            <w:pPr>
+              <w:spacing w:after="0" w:line="240" w:lineRule="auto"/>
+              <w:rPr>
+                <w:rFonts w:ascii="Segoe UI" w:eastAsia="Times New Roman" w:hAnsi="Segoe UI" w:cs="Segoe UI"/>
+                <w:kern w:val="0"/>
+                <w:sz w:val="20"/>
+                <w:szCs w:val="20"/>
+                <w14:ligatures w14:val="none"/>
+              </w:rPr>
+            </w:pPr>
+            <w:r>
+              <w:rPr>
+                <w:rFonts w:ascii="Segoe UI" w:eastAsia="Times New Roman" w:hAnsi="Segoe UI" w:cs="Segoe UI"/>
+                <w:kern w:val="0"/>
+                <w:sz w:val="20"/>
+                <w:szCs w:val="20"/>
+                <w14:ligatures w14:val="none"/>
+              </w:rPr>
+              <w:t>194× (median: 7.7×)</w:t>
+            </w:r>
+          </w:p>
+        </w:tc>
+      </w:tr>
+      <w:tr>
+        <w:tc>
+          <w:tcPr>
+            <w:tcW w:w="0" w:type="auto"/>
+            <w:tcBorders>
+              <w:top w:val="nil"/>
+              <w:left w:val="nil"/>
+              <w:bottom w:val="nil"/>
+              <w:right w:val="nil"/>
+            </w:tcBorders>
+            <w:shd w:val="clear" w:color="auto" w:fill="141414"/>
+            <w:tcMar>
+              <w:top w:w="30" w:type="dxa"/>
+              <w:left w:w="30" w:type="dxa"/>
+              <w:bottom w:w="30" w:type="dxa"/>
+              <w:right w:w="30" w:type="dxa"/>
+            </w:tcMar>
+            <w:vAlign w:val="center"/>
+            <w:hideMark/>
+          </w:tcPr>
+          <w:p>
+            <w:pPr>
+              <w:spacing w:after="0" w:line="240" w:lineRule="auto"/>
+              <w:rPr>
+                <w:rFonts w:ascii="Segoe UI" w:eastAsia="Times New Roman" w:hAnsi="Segoe UI" w:cs="Segoe UI"/>
+                <w:kern w:val="0"/>
+                <w:sz w:val="20"/>
+                <w:szCs w:val="20"/>
+                <w14:ligatures w14:val="none"/>
+              </w:rPr>
+            </w:pPr>
+            <w:r>
+              <w:rPr>
+                <w:rFonts w:ascii="Segoe UI" w:eastAsia="Times New Roman" w:hAnsi="Segoe UI" w:cs="Segoe UI"/>
+                <w:kern w:val="0"/>
+                <w:sz w:val="20"/>
+                <w:szCs w:val="20"/>
+                <w14:ligatures w14:val="none"/>
+              </w:rPr>
+              <w:t>Mean suitability fraction of buffer</w:t>
+            </w:r>
+          </w:p>
+        </w:tc>
+        <w:tc>
+          <w:tcPr>
+            <w:tcW w:w="0" w:type="auto"/>
+            <w:tcBorders>
+              <w:top w:val="nil"/>
+              <w:left w:val="nil"/>
+              <w:bottom w:val="nil"/>
+              <w:right w:val="nil"/>
+            </w:tcBorders>
+            <w:shd w:val="clear" w:color="auto" w:fill="141414"/>
+            <w:tcMar>
+              <w:top w:w="30" w:type="dxa"/>
+              <w:left w:w="30" w:type="dxa"/>
+              <w:bottom w:w="30" w:type="dxa"/>
+              <w:right w:w="30" w:type="dxa"/>
+            </w:tcMar>
+            <w:vAlign w:val="center"/>
+            <w:hideMark/>
+          </w:tcPr>
+          <w:p>
+            <w:pPr>
+              <w:spacing w:after="0" w:line="240" w:lineRule="auto"/>
+              <w:rPr>
+                <w:rFonts w:ascii="Segoe UI" w:eastAsia="Times New Roman" w:hAnsi="Segoe UI" w:cs="Segoe UI"/>
+                <w:kern w:val="0"/>
+                <w:sz w:val="20"/>
+                <w:szCs w:val="20"/>
+                <w14:ligatures w14:val="none"/>
+              </w:rPr>
+            </w:pPr>
+            <w:r>
+              <w:rPr>
+                <w:rFonts w:ascii="Segoe UI" w:eastAsia="Times New Roman" w:hAnsi="Segoe UI" w:cs="Segoe UI"/>
+                <w:kern w:val="0"/>
+                <w:sz w:val="20"/>
+                <w:szCs w:val="20"/>
+                <w14:ligatures w14:val="none"/>
+              </w:rPr>
+              <w:t>8.4%</w:t>
+            </w:r>
+          </w:p>
+        </w:tc>
+        <w:tc>
+          <w:tcPr>
+            <w:tcW w:w="1848" w:type="dxa"/>
+            <w:tcBorders>
+              <w:top w:val="nil"/>
+              <w:left w:val="nil"/>
+              <w:bottom w:val="nil"/>
+              <w:right w:val="nil"/>
+            </w:tcBorders>
+            <w:shd w:val="clear" w:color="auto" w:fill="141414"/>
+            <w:tcMar>
+              <w:top w:w="30" w:type="dxa"/>
+              <w:left w:w="30" w:type="dxa"/>
+              <w:bottom w:w="30" w:type="dxa"/>
+              <w:right w:w="30" w:type="dxa"/>
+            </w:tcMar>
+            <w:vAlign w:val="center"/>
+            <w:hideMark/>
+          </w:tcPr>
+          <w:p>
+            <w:pPr>
+              <w:spacing w:after="0" w:line="240" w:lineRule="auto"/>
+              <w:rPr>
+                <w:rFonts w:ascii="Segoe UI" w:eastAsia="Times New Roman" w:hAnsi="Segoe UI" w:cs="Segoe UI"/>
+                <w:kern w:val="0"/>
+                <w:sz w:val="20"/>
+                <w:szCs w:val="20"/>
+                <w14:ligatures w14:val="none"/>
+              </w:rPr>
+            </w:pPr>
+            <w:r>
+              <w:rPr>
+                <w:rFonts w:ascii="Segoe UI" w:eastAsia="Times New Roman" w:hAnsi="Segoe UI" w:cs="Segoe UI"/>
+                <w:kern w:val="0"/>
+                <w:sz w:val="20"/>
+                <w:szCs w:val="20"/>
+                <w14:ligatures w14:val="none"/>
+              </w:rPr>
+              <w:t>35.5%</w:t>
+            </w:r>
+          </w:p>
+        </w:tc>
+      </w:tr>
+    </w:tbl>
+    <w:p>
+      <w:pPr>
+        <w:pStyle w:val="ListParagraph"/>
+        <w:numPr>
+          <w:ilvl w:val="0"/>
+          <w:numId w:val="1"/>
+        </w:numPr>
+      </w:pPr>
+      <w:r>
+        <w:t>The main factor that determines feasibility is the heat demand</w:t>
+      </w:r>
+    </w:p>
+    <w:p>
+      <w:pPr>
+        <w:pStyle w:val="ListParagraph"/>
+        <w:numPr>
+          <w:ilvl w:val="0"/>
+          <w:numId w:val="1"/>
+        </w:numPr>
+      </w:pPr>
+      <w:r>
+        <w:t>Coastal industrial zones, where refineries and petrochemical complexes usually are, are surrounded by port infrastructure and sea</w:t>
+      </w:r>
+    </w:p>
+    <w:p>
+      <w:pPr>
+        <w:pStyle w:val="ListParagraph"/>
+        <w:numPr>
+          <w:ilvl w:val="0"/>
+          <w:numId w:val="1"/>
+        </w:numPr>
+      </w:pPr>
+      <w:r>
+        <w:lastRenderedPageBreak/>
+        <w:t>The low temperature plan</w:t>
+      </w:r>
+      <w:r>
+        <w:t>t</w:t>
+      </w:r>
+      <w:r>
+        <w:t>s</w:t>
+      </w:r>
+      <w:r>
+        <w:t xml:space="preserve"> (sugar, pulp and paper, glass, waste to </w:t>
+      </w:r>
+      <w:r>
+        <w:t>energy)</w:t>
+      </w:r>
+      <w:r>
+        <w:t xml:space="preserve"> are most feasible because they are in rural places and requires less heat demand</w:t>
+      </w:r>
+    </w:p>
+    <w:p>
+      <w:pPr>
         <w:ind w:left="360"/>
       </w:pPr>
       <w:r>
-        <w:rPr>
-          <w:noProof/>
-        </w:rPr>
-        <w:lastRenderedPageBreak/>
         <w:drawing>
-          <wp:inline distT="0" distB="0" distL="0" distR="0" wp14:anchorId="0220CF8D" wp14:editId="6CD98DE5">
-            <wp:extent cx="5591717" cy="3298874"/>
-            <wp:effectExtent l="0" t="0" r="0" b="3175"/>
-            <wp:docPr id="299586972" name="Picture 1"/>
+          <wp:inline distT="0" distB="0" distL="0" distR="0" wp14:anchorId="7DDB061D" wp14:editId="40490283">
+            <wp:extent cx="5943600" cy="3726180"/>
+            <wp:effectExtent l="0" t="0" r="0" b="0"/>
+            <wp:docPr id="426210370" name="Picture 1"/>
             <wp:cNvGraphicFramePr>
               <a:graphicFrameLocks xmlns:a="http://schemas.openxmlformats.org/drawingml/2006/main" noChangeAspect="1"/>
             </wp:cNvGraphicFramePr>
@@ -991,7 +1869,7 @@
               <a:graphicData uri="http://schemas.openxmlformats.org/drawingml/2006/picture">
                 <pic:pic xmlns:pic="http://schemas.openxmlformats.org/drawingml/2006/picture">
                   <pic:nvPicPr>
-                    <pic:cNvPr id="299586972" name=""/>
+                    <pic:cNvPr id="426210370" name=""/>
                     <pic:cNvPicPr/>
                   </pic:nvPicPr>
                   <pic:blipFill>
@@ -1003,7 +1881,7 @@
                   <pic:spPr>
                     <a:xfrm>
                       <a:off x="0" y="0"/>
-                      <a:ext cx="5595821" cy="3301295"/>
+                      <a:ext cx="5943600" cy="3726180"/>
                     </a:xfrm>
                     <a:prstGeom prst="rect">
                       <a:avLst/>
@@ -1227,6 +2105,7 @@
         </w:numPr>
       </w:pPr>
       <w:r>
+        <w:lastRenderedPageBreak/>
         <w:t xml:space="preserve">0.85 industrial process </w:t>
       </w:r>
       <w:r>
@@ -1299,7 +2178,6 @@
         </w:numPr>
       </w:pPr>
       <w:r>
-        <w:lastRenderedPageBreak/>
         <w:t>Slope &gt; 5°</w:t>
       </w:r>
     </w:p>
@@ -1334,6 +2212,21 @@
       <w:pPr>
         <w:pStyle w:val="ListParagraph"/>
         <w:numPr>
+          <w:ilvl w:val="2"/>
+          <w:numId w:val="1"/>
+        </w:numPr>
+      </w:pPr>
+      <w:r>
+        <w:t xml:space="preserve">If there is an overlap in the </w:t>
+      </w:r>
+      <w:r>
+        <w:t>buffer circle between more than one sites, then the energy from the shared overlap is given proportional to the heat demand to each site</w:t>
+      </w:r>
+    </w:p>
+    <w:p>
+      <w:pPr>
+        <w:pStyle w:val="ListParagraph"/>
+        <w:numPr>
           <w:ilvl w:val="1"/>
           <w:numId w:val="1"/>
         </w:numPr>
@@ -1393,6 +2286,1128 @@
       <w:r>
         <w:t>Epsilon calculations are based on spread of technology by sector</w:t>
       </w:r>
+    </w:p>
+    <w:tbl>
+      <w:tblPr>
+        <w:tblW w:w="0" w:type="auto"/>
+        <w:shd w:val="clear" w:color="auto" w:fill="141414"/>
+        <w:tblCellMar>
+          <w:top w:w="15" w:type="dxa"/>
+          <w:left w:w="15" w:type="dxa"/>
+          <w:bottom w:w="15" w:type="dxa"/>
+          <w:right w:w="15" w:type="dxa"/>
+        </w:tblCellMar>
+        <w:tblLook w:val="04A0" w:firstRow="1" w:lastRow="0" w:firstColumn="1" w:lastColumn="0" w:noHBand="0" w:noVBand="1"/>
+      </w:tblPr>
+      <w:tblGrid>
+        <w:gridCol w:w="1643"/>
+        <w:gridCol w:w="1226"/>
+        <w:gridCol w:w="6491"/>
+      </w:tblGrid>
+      <w:tr>
+        <w:trPr>
+          <w:tblHeader/>
+        </w:trPr>
+        <w:tc>
+          <w:tcPr>
+            <w:tcW w:w="0" w:type="auto"/>
+            <w:tcBorders>
+              <w:top w:val="nil"/>
+              <w:left w:val="nil"/>
+              <w:bottom w:val="nil"/>
+              <w:right w:val="nil"/>
+            </w:tcBorders>
+            <w:shd w:val="clear" w:color="auto" w:fill="141414"/>
+            <w:tcMar>
+              <w:top w:w="30" w:type="dxa"/>
+              <w:left w:w="30" w:type="dxa"/>
+              <w:bottom w:w="30" w:type="dxa"/>
+              <w:right w:w="30" w:type="dxa"/>
+            </w:tcMar>
+            <w:vAlign w:val="center"/>
+            <w:hideMark/>
+          </w:tcPr>
+          <w:p>
+            <w:pPr>
+              <w:spacing w:after="0" w:line="240" w:lineRule="auto"/>
+              <w:jc w:val="center"/>
+              <w:rPr>
+                <w:rFonts w:ascii="Segoe UI" w:eastAsia="Times New Roman" w:hAnsi="Segoe UI" w:cs="Segoe UI"/>
+                <w:b/>
+                <w:bCs/>
+                <w:kern w:val="0"/>
+                <w:sz w:val="20"/>
+                <w:szCs w:val="20"/>
+                <w14:ligatures w14:val="none"/>
+              </w:rPr>
+            </w:pPr>
+            <w:r>
+              <w:rPr>
+                <w:rFonts w:ascii="Segoe UI" w:eastAsia="Times New Roman" w:hAnsi="Segoe UI" w:cs="Segoe UI"/>
+                <w:b/>
+                <w:bCs/>
+                <w:kern w:val="0"/>
+                <w:sz w:val="20"/>
+                <w:szCs w:val="20"/>
+                <w14:ligatures w14:val="none"/>
+              </w:rPr>
+              <w:t>Layer</w:t>
+            </w:r>
+          </w:p>
+        </w:tc>
+        <w:tc>
+          <w:tcPr>
+            <w:tcW w:w="0" w:type="auto"/>
+            <w:tcBorders>
+              <w:top w:val="nil"/>
+              <w:left w:val="nil"/>
+              <w:bottom w:val="nil"/>
+              <w:right w:val="nil"/>
+            </w:tcBorders>
+            <w:shd w:val="clear" w:color="auto" w:fill="141414"/>
+            <w:tcMar>
+              <w:top w:w="30" w:type="dxa"/>
+              <w:left w:w="30" w:type="dxa"/>
+              <w:bottom w:w="30" w:type="dxa"/>
+              <w:right w:w="30" w:type="dxa"/>
+            </w:tcMar>
+            <w:vAlign w:val="center"/>
+            <w:hideMark/>
+          </w:tcPr>
+          <w:p>
+            <w:pPr>
+              <w:spacing w:after="0" w:line="240" w:lineRule="auto"/>
+              <w:jc w:val="center"/>
+              <w:rPr>
+                <w:rFonts w:ascii="Segoe UI" w:eastAsia="Times New Roman" w:hAnsi="Segoe UI" w:cs="Segoe UI"/>
+                <w:b/>
+                <w:bCs/>
+                <w:kern w:val="0"/>
+                <w:sz w:val="20"/>
+                <w:szCs w:val="20"/>
+                <w14:ligatures w14:val="none"/>
+              </w:rPr>
+            </w:pPr>
+            <w:r>
+              <w:rPr>
+                <w:rFonts w:ascii="Segoe UI" w:eastAsia="Times New Roman" w:hAnsi="Segoe UI" w:cs="Segoe UI"/>
+                <w:b/>
+                <w:bCs/>
+                <w:kern w:val="0"/>
+                <w:sz w:val="20"/>
+                <w:szCs w:val="20"/>
+                <w14:ligatures w14:val="none"/>
+              </w:rPr>
+              <w:t>Year</w:t>
+            </w:r>
+          </w:p>
+        </w:tc>
+        <w:tc>
+          <w:tcPr>
+            <w:tcW w:w="0" w:type="auto"/>
+            <w:tcBorders>
+              <w:top w:val="nil"/>
+              <w:left w:val="nil"/>
+              <w:bottom w:val="nil"/>
+              <w:right w:val="nil"/>
+            </w:tcBorders>
+            <w:shd w:val="clear" w:color="auto" w:fill="141414"/>
+            <w:tcMar>
+              <w:top w:w="30" w:type="dxa"/>
+              <w:left w:w="30" w:type="dxa"/>
+              <w:bottom w:w="30" w:type="dxa"/>
+              <w:right w:w="30" w:type="dxa"/>
+            </w:tcMar>
+            <w:vAlign w:val="center"/>
+            <w:hideMark/>
+          </w:tcPr>
+          <w:p>
+            <w:pPr>
+              <w:spacing w:after="0" w:line="240" w:lineRule="auto"/>
+              <w:jc w:val="center"/>
+              <w:rPr>
+                <w:rFonts w:ascii="Segoe UI" w:eastAsia="Times New Roman" w:hAnsi="Segoe UI" w:cs="Segoe UI"/>
+                <w:b/>
+                <w:bCs/>
+                <w:kern w:val="0"/>
+                <w:sz w:val="20"/>
+                <w:szCs w:val="20"/>
+                <w14:ligatures w14:val="none"/>
+              </w:rPr>
+            </w:pPr>
+            <w:r>
+              <w:rPr>
+                <w:rFonts w:ascii="Segoe UI" w:eastAsia="Times New Roman" w:hAnsi="Segoe UI" w:cs="Segoe UI"/>
+                <w:b/>
+                <w:bCs/>
+                <w:kern w:val="0"/>
+                <w:sz w:val="20"/>
+                <w:szCs w:val="20"/>
+                <w14:ligatures w14:val="none"/>
+              </w:rPr>
+              <w:t>Source</w:t>
+            </w:r>
+          </w:p>
+        </w:tc>
+      </w:tr>
+      <w:tr>
+        <w:tc>
+          <w:tcPr>
+            <w:tcW w:w="0" w:type="auto"/>
+            <w:tcBorders>
+              <w:top w:val="nil"/>
+              <w:left w:val="nil"/>
+              <w:bottom w:val="nil"/>
+              <w:right w:val="nil"/>
+            </w:tcBorders>
+            <w:shd w:val="clear" w:color="auto" w:fill="141414"/>
+            <w:tcMar>
+              <w:top w:w="30" w:type="dxa"/>
+              <w:left w:w="30" w:type="dxa"/>
+              <w:bottom w:w="30" w:type="dxa"/>
+              <w:right w:w="30" w:type="dxa"/>
+            </w:tcMar>
+            <w:vAlign w:val="center"/>
+            <w:hideMark/>
+          </w:tcPr>
+          <w:p>
+            <w:pPr>
+              <w:spacing w:after="0" w:line="240" w:lineRule="auto"/>
+              <w:rPr>
+                <w:rFonts w:ascii="Segoe UI" w:eastAsia="Times New Roman" w:hAnsi="Segoe UI" w:cs="Segoe UI"/>
+                <w:kern w:val="0"/>
+                <w:sz w:val="20"/>
+                <w:szCs w:val="20"/>
+                <w14:ligatures w14:val="none"/>
+              </w:rPr>
+            </w:pPr>
+            <w:r>
+              <w:rPr>
+                <w:rFonts w:ascii="Segoe UI" w:eastAsia="Times New Roman" w:hAnsi="Segoe UI" w:cs="Segoe UI"/>
+                <w:b/>
+                <w:bCs/>
+                <w:kern w:val="0"/>
+                <w:sz w:val="20"/>
+                <w:szCs w:val="20"/>
+                <w14:ligatures w14:val="none"/>
+              </w:rPr>
+              <w:t>Facility data / heat demand</w:t>
+            </w:r>
+          </w:p>
+        </w:tc>
+        <w:tc>
+          <w:tcPr>
+            <w:tcW w:w="0" w:type="auto"/>
+            <w:tcBorders>
+              <w:top w:val="nil"/>
+              <w:left w:val="nil"/>
+              <w:bottom w:val="nil"/>
+              <w:right w:val="nil"/>
+            </w:tcBorders>
+            <w:shd w:val="clear" w:color="auto" w:fill="141414"/>
+            <w:tcMar>
+              <w:top w:w="30" w:type="dxa"/>
+              <w:left w:w="30" w:type="dxa"/>
+              <w:bottom w:w="30" w:type="dxa"/>
+              <w:right w:w="30" w:type="dxa"/>
+            </w:tcMar>
+            <w:vAlign w:val="center"/>
+            <w:hideMark/>
+          </w:tcPr>
+          <w:p>
+            <w:pPr>
+              <w:spacing w:after="0" w:line="240" w:lineRule="auto"/>
+              <w:rPr>
+                <w:rFonts w:ascii="Segoe UI" w:eastAsia="Times New Roman" w:hAnsi="Segoe UI" w:cs="Segoe UI"/>
+                <w:kern w:val="0"/>
+                <w:sz w:val="20"/>
+                <w:szCs w:val="20"/>
+                <w14:ligatures w14:val="none"/>
+              </w:rPr>
+            </w:pPr>
+            <w:r>
+              <w:rPr>
+                <w:rFonts w:ascii="Segoe UI" w:eastAsia="Times New Roman" w:hAnsi="Segoe UI" w:cs="Segoe UI"/>
+                <w:b/>
+                <w:bCs/>
+                <w:kern w:val="0"/>
+                <w:sz w:val="20"/>
+                <w:szCs w:val="20"/>
+                <w14:ligatures w14:val="none"/>
+              </w:rPr>
+              <w:t>2024</w:t>
+            </w:r>
+          </w:p>
+        </w:tc>
+        <w:tc>
+          <w:tcPr>
+            <w:tcW w:w="0" w:type="auto"/>
+            <w:tcBorders>
+              <w:top w:val="nil"/>
+              <w:left w:val="nil"/>
+              <w:bottom w:val="nil"/>
+              <w:right w:val="nil"/>
+            </w:tcBorders>
+            <w:shd w:val="clear" w:color="auto" w:fill="141414"/>
+            <w:tcMar>
+              <w:top w:w="30" w:type="dxa"/>
+              <w:left w:w="30" w:type="dxa"/>
+              <w:bottom w:w="30" w:type="dxa"/>
+              <w:right w:w="30" w:type="dxa"/>
+            </w:tcMar>
+            <w:vAlign w:val="center"/>
+            <w:hideMark/>
+          </w:tcPr>
+          <w:p>
+            <w:pPr>
+              <w:spacing w:after="0" w:line="240" w:lineRule="auto"/>
+              <w:rPr>
+                <w:rFonts w:ascii="Segoe UI" w:eastAsia="Times New Roman" w:hAnsi="Segoe UI" w:cs="Segoe UI"/>
+                <w:kern w:val="0"/>
+                <w:sz w:val="20"/>
+                <w:szCs w:val="20"/>
+                <w14:ligatures w14:val="none"/>
+              </w:rPr>
+            </w:pPr>
+            <w:r>
+              <w:rPr>
+                <w:rFonts w:ascii="Segoe UI" w:eastAsia="Times New Roman" w:hAnsi="Segoe UI" w:cs="Segoe UI"/>
+                <w:kern w:val="0"/>
+                <w:sz w:val="20"/>
+                <w:szCs w:val="20"/>
+                <w14:ligatures w14:val="none"/>
+              </w:rPr>
+              <w:t xml:space="preserve">E-PRTR CO₂ reporting year — the 115 </w:t>
+            </w:r>
+            <w:proofErr w:type="spellStart"/>
+            <w:r>
+              <w:rPr>
+                <w:rFonts w:ascii="Segoe UI" w:eastAsia="Times New Roman" w:hAnsi="Segoe UI" w:cs="Segoe UI"/>
+                <w:kern w:val="0"/>
+                <w:sz w:val="20"/>
+                <w:szCs w:val="20"/>
+                <w14:ligatures w14:val="none"/>
+              </w:rPr>
+              <w:t>id_direct</w:t>
+            </w:r>
+            <w:proofErr w:type="spellEnd"/>
+            <w:r>
+              <w:rPr>
+                <w:rFonts w:ascii="Segoe UI" w:eastAsia="Times New Roman" w:hAnsi="Segoe UI" w:cs="Segoe UI"/>
+                <w:kern w:val="0"/>
+                <w:sz w:val="20"/>
+                <w:szCs w:val="20"/>
+                <w14:ligatures w14:val="none"/>
+              </w:rPr>
+              <w:t xml:space="preserve"> facilities are all filtered to </w:t>
+            </w:r>
+            <w:r>
+              <w:rPr>
+                <w:rFonts w:ascii="Courier New" w:eastAsia="Times New Roman" w:hAnsi="Courier New" w:cs="Courier New"/>
+                <w:color w:val="88C0D0"/>
+                <w:kern w:val="0"/>
+                <w:sz w:val="18"/>
+                <w:szCs w:val="18"/>
+                <w14:ligatures w14:val="none"/>
+              </w:rPr>
+              <w:t>co2_year = 2024</w:t>
+            </w:r>
+          </w:p>
+        </w:tc>
+      </w:tr>
+      <w:tr>
+        <w:tc>
+          <w:tcPr>
+            <w:tcW w:w="0" w:type="auto"/>
+            <w:tcBorders>
+              <w:top w:val="nil"/>
+              <w:left w:val="nil"/>
+              <w:bottom w:val="nil"/>
+              <w:right w:val="nil"/>
+            </w:tcBorders>
+            <w:shd w:val="clear" w:color="auto" w:fill="141414"/>
+            <w:tcMar>
+              <w:top w:w="30" w:type="dxa"/>
+              <w:left w:w="30" w:type="dxa"/>
+              <w:bottom w:w="30" w:type="dxa"/>
+              <w:right w:w="30" w:type="dxa"/>
+            </w:tcMar>
+            <w:vAlign w:val="center"/>
+            <w:hideMark/>
+          </w:tcPr>
+          <w:p>
+            <w:pPr>
+              <w:spacing w:after="0" w:line="240" w:lineRule="auto"/>
+              <w:rPr>
+                <w:rFonts w:ascii="Segoe UI" w:eastAsia="Times New Roman" w:hAnsi="Segoe UI" w:cs="Segoe UI"/>
+                <w:kern w:val="0"/>
+                <w:sz w:val="20"/>
+                <w:szCs w:val="20"/>
+                <w14:ligatures w14:val="none"/>
+              </w:rPr>
+            </w:pPr>
+            <w:r>
+              <w:rPr>
+                <w:rFonts w:ascii="Segoe UI" w:eastAsia="Times New Roman" w:hAnsi="Segoe UI" w:cs="Segoe UI"/>
+                <w:b/>
+                <w:bCs/>
+                <w:kern w:val="0"/>
+                <w:sz w:val="20"/>
+                <w:szCs w:val="20"/>
+                <w14:ligatures w14:val="none"/>
+              </w:rPr>
+              <w:t>Gas prices</w:t>
+            </w:r>
+          </w:p>
+        </w:tc>
+        <w:tc>
+          <w:tcPr>
+            <w:tcW w:w="0" w:type="auto"/>
+            <w:tcBorders>
+              <w:top w:val="nil"/>
+              <w:left w:val="nil"/>
+              <w:bottom w:val="nil"/>
+              <w:right w:val="nil"/>
+            </w:tcBorders>
+            <w:shd w:val="clear" w:color="auto" w:fill="141414"/>
+            <w:tcMar>
+              <w:top w:w="30" w:type="dxa"/>
+              <w:left w:w="30" w:type="dxa"/>
+              <w:bottom w:w="30" w:type="dxa"/>
+              <w:right w:w="30" w:type="dxa"/>
+            </w:tcMar>
+            <w:vAlign w:val="center"/>
+            <w:hideMark/>
+          </w:tcPr>
+          <w:p>
+            <w:pPr>
+              <w:spacing w:after="0" w:line="240" w:lineRule="auto"/>
+              <w:rPr>
+                <w:rFonts w:ascii="Segoe UI" w:eastAsia="Times New Roman" w:hAnsi="Segoe UI" w:cs="Segoe UI"/>
+                <w:kern w:val="0"/>
+                <w:sz w:val="20"/>
+                <w:szCs w:val="20"/>
+                <w14:ligatures w14:val="none"/>
+              </w:rPr>
+            </w:pPr>
+            <w:r>
+              <w:rPr>
+                <w:rFonts w:ascii="Segoe UI" w:eastAsia="Times New Roman" w:hAnsi="Segoe UI" w:cs="Segoe UI"/>
+                <w:b/>
+                <w:bCs/>
+                <w:kern w:val="0"/>
+                <w:sz w:val="20"/>
+                <w:szCs w:val="20"/>
+                <w14:ligatures w14:val="none"/>
+              </w:rPr>
+              <w:t>2024</w:t>
+            </w:r>
+          </w:p>
+        </w:tc>
+        <w:tc>
+          <w:tcPr>
+            <w:tcW w:w="0" w:type="auto"/>
+            <w:tcBorders>
+              <w:top w:val="nil"/>
+              <w:left w:val="nil"/>
+              <w:bottom w:val="nil"/>
+              <w:right w:val="nil"/>
+            </w:tcBorders>
+            <w:shd w:val="clear" w:color="auto" w:fill="141414"/>
+            <w:tcMar>
+              <w:top w:w="30" w:type="dxa"/>
+              <w:left w:w="30" w:type="dxa"/>
+              <w:bottom w:w="30" w:type="dxa"/>
+              <w:right w:w="30" w:type="dxa"/>
+            </w:tcMar>
+            <w:vAlign w:val="center"/>
+            <w:hideMark/>
+          </w:tcPr>
+          <w:p>
+            <w:pPr>
+              <w:spacing w:after="0" w:line="240" w:lineRule="auto"/>
+              <w:rPr>
+                <w:rFonts w:ascii="Segoe UI" w:eastAsia="Times New Roman" w:hAnsi="Segoe UI" w:cs="Segoe UI"/>
+                <w:kern w:val="0"/>
+                <w:sz w:val="20"/>
+                <w:szCs w:val="20"/>
+                <w14:ligatures w14:val="none"/>
+              </w:rPr>
+            </w:pPr>
+            <w:r>
+              <w:rPr>
+                <w:rFonts w:ascii="Segoe UI" w:eastAsia="Times New Roman" w:hAnsi="Segoe UI" w:cs="Segoe UI"/>
+                <w:kern w:val="0"/>
+                <w:sz w:val="20"/>
+                <w:szCs w:val="20"/>
+                <w14:ligatures w14:val="none"/>
+              </w:rPr>
+              <w:t>Eurostat Band I3, matched to </w:t>
+            </w:r>
+            <w:proofErr w:type="spellStart"/>
+            <w:r>
+              <w:rPr>
+                <w:rFonts w:ascii="Courier New" w:eastAsia="Times New Roman" w:hAnsi="Courier New" w:cs="Courier New"/>
+                <w:color w:val="88C0D0"/>
+                <w:kern w:val="0"/>
+                <w:sz w:val="18"/>
+                <w:szCs w:val="18"/>
+                <w14:ligatures w14:val="none"/>
+              </w:rPr>
+              <w:t>analysis_year</w:t>
+            </w:r>
+            <w:proofErr w:type="spellEnd"/>
+            <w:r>
+              <w:rPr>
+                <w:rFonts w:ascii="Courier New" w:eastAsia="Times New Roman" w:hAnsi="Courier New" w:cs="Courier New"/>
+                <w:color w:val="88C0D0"/>
+                <w:kern w:val="0"/>
+                <w:sz w:val="18"/>
+                <w:szCs w:val="18"/>
+                <w14:ligatures w14:val="none"/>
+              </w:rPr>
+              <w:t xml:space="preserve"> = 2024</w:t>
+            </w:r>
+            <w:r>
+              <w:rPr>
+                <w:rFonts w:ascii="Segoe UI" w:eastAsia="Times New Roman" w:hAnsi="Segoe UI" w:cs="Segoe UI"/>
+                <w:kern w:val="0"/>
+                <w:sz w:val="20"/>
+                <w:szCs w:val="20"/>
+                <w14:ligatures w14:val="none"/>
+              </w:rPr>
+              <w:t>; falls back to nearest available year if 2024 not yet published</w:t>
+            </w:r>
+          </w:p>
+        </w:tc>
+      </w:tr>
+      <w:tr>
+        <w:tc>
+          <w:tcPr>
+            <w:tcW w:w="0" w:type="auto"/>
+            <w:tcBorders>
+              <w:top w:val="nil"/>
+              <w:left w:val="nil"/>
+              <w:bottom w:val="nil"/>
+              <w:right w:val="nil"/>
+            </w:tcBorders>
+            <w:shd w:val="clear" w:color="auto" w:fill="141414"/>
+            <w:tcMar>
+              <w:top w:w="30" w:type="dxa"/>
+              <w:left w:w="30" w:type="dxa"/>
+              <w:bottom w:w="30" w:type="dxa"/>
+              <w:right w:w="30" w:type="dxa"/>
+            </w:tcMar>
+            <w:vAlign w:val="center"/>
+            <w:hideMark/>
+          </w:tcPr>
+          <w:p>
+            <w:pPr>
+              <w:spacing w:after="0" w:line="240" w:lineRule="auto"/>
+              <w:rPr>
+                <w:rFonts w:ascii="Segoe UI" w:eastAsia="Times New Roman" w:hAnsi="Segoe UI" w:cs="Segoe UI"/>
+                <w:kern w:val="0"/>
+                <w:sz w:val="20"/>
+                <w:szCs w:val="20"/>
+                <w14:ligatures w14:val="none"/>
+              </w:rPr>
+            </w:pPr>
+            <w:r>
+              <w:rPr>
+                <w:rFonts w:ascii="Segoe UI" w:eastAsia="Times New Roman" w:hAnsi="Segoe UI" w:cs="Segoe UI"/>
+                <w:b/>
+                <w:bCs/>
+                <w:kern w:val="0"/>
+                <w:sz w:val="20"/>
+                <w:szCs w:val="20"/>
+                <w14:ligatures w14:val="none"/>
+              </w:rPr>
+              <w:t>PVGIS solar CF</w:t>
+            </w:r>
+          </w:p>
+        </w:tc>
+        <w:tc>
+          <w:tcPr>
+            <w:tcW w:w="0" w:type="auto"/>
+            <w:tcBorders>
+              <w:top w:val="nil"/>
+              <w:left w:val="nil"/>
+              <w:bottom w:val="nil"/>
+              <w:right w:val="nil"/>
+            </w:tcBorders>
+            <w:shd w:val="clear" w:color="auto" w:fill="141414"/>
+            <w:tcMar>
+              <w:top w:w="30" w:type="dxa"/>
+              <w:left w:w="30" w:type="dxa"/>
+              <w:bottom w:w="30" w:type="dxa"/>
+              <w:right w:w="30" w:type="dxa"/>
+            </w:tcMar>
+            <w:vAlign w:val="center"/>
+            <w:hideMark/>
+          </w:tcPr>
+          <w:p>
+            <w:pPr>
+              <w:spacing w:after="0" w:line="240" w:lineRule="auto"/>
+              <w:rPr>
+                <w:rFonts w:ascii="Segoe UI" w:eastAsia="Times New Roman" w:hAnsi="Segoe UI" w:cs="Segoe UI"/>
+                <w:kern w:val="0"/>
+                <w:sz w:val="20"/>
+                <w:szCs w:val="20"/>
+                <w14:ligatures w14:val="none"/>
+              </w:rPr>
+            </w:pPr>
+            <w:r>
+              <w:rPr>
+                <w:rFonts w:ascii="Segoe UI" w:eastAsia="Times New Roman" w:hAnsi="Segoe UI" w:cs="Segoe UI"/>
+                <w:b/>
+                <w:bCs/>
+                <w:kern w:val="0"/>
+                <w:sz w:val="20"/>
+                <w:szCs w:val="20"/>
+                <w14:ligatures w14:val="none"/>
+              </w:rPr>
+              <w:t>2023</w:t>
+            </w:r>
+          </w:p>
+        </w:tc>
+        <w:tc>
+          <w:tcPr>
+            <w:tcW w:w="0" w:type="auto"/>
+            <w:tcBorders>
+              <w:top w:val="nil"/>
+              <w:left w:val="nil"/>
+              <w:bottom w:val="nil"/>
+              <w:right w:val="nil"/>
+            </w:tcBorders>
+            <w:shd w:val="clear" w:color="auto" w:fill="141414"/>
+            <w:tcMar>
+              <w:top w:w="30" w:type="dxa"/>
+              <w:left w:w="30" w:type="dxa"/>
+              <w:bottom w:w="30" w:type="dxa"/>
+              <w:right w:w="30" w:type="dxa"/>
+            </w:tcMar>
+            <w:vAlign w:val="center"/>
+            <w:hideMark/>
+          </w:tcPr>
+          <w:p>
+            <w:pPr>
+              <w:spacing w:after="0" w:line="240" w:lineRule="auto"/>
+              <w:rPr>
+                <w:rFonts w:ascii="Segoe UI" w:eastAsia="Times New Roman" w:hAnsi="Segoe UI" w:cs="Segoe UI"/>
+                <w:kern w:val="0"/>
+                <w:sz w:val="20"/>
+                <w:szCs w:val="20"/>
+                <w14:ligatures w14:val="none"/>
+              </w:rPr>
+            </w:pPr>
+            <w:r>
+              <w:rPr>
+                <w:rFonts w:ascii="Segoe UI" w:eastAsia="Times New Roman" w:hAnsi="Segoe UI" w:cs="Segoe UI"/>
+                <w:kern w:val="0"/>
+                <w:sz w:val="20"/>
+                <w:szCs w:val="20"/>
+                <w14:ligatures w14:val="none"/>
+              </w:rPr>
+              <w:t>PVGIS ERA5 API — most recent complete year available when the pull was run; hourly timestamps start 2023-01-01</w:t>
+            </w:r>
+          </w:p>
+        </w:tc>
+      </w:tr>
+      <w:tr>
+        <w:tc>
+          <w:tcPr>
+            <w:tcW w:w="0" w:type="auto"/>
+            <w:tcBorders>
+              <w:top w:val="nil"/>
+              <w:left w:val="nil"/>
+              <w:bottom w:val="nil"/>
+              <w:right w:val="nil"/>
+            </w:tcBorders>
+            <w:shd w:val="clear" w:color="auto" w:fill="141414"/>
+            <w:tcMar>
+              <w:top w:w="30" w:type="dxa"/>
+              <w:left w:w="30" w:type="dxa"/>
+              <w:bottom w:w="30" w:type="dxa"/>
+              <w:right w:w="30" w:type="dxa"/>
+            </w:tcMar>
+            <w:vAlign w:val="center"/>
+            <w:hideMark/>
+          </w:tcPr>
+          <w:p>
+            <w:pPr>
+              <w:spacing w:after="0" w:line="240" w:lineRule="auto"/>
+              <w:rPr>
+                <w:rFonts w:ascii="Segoe UI" w:eastAsia="Times New Roman" w:hAnsi="Segoe UI" w:cs="Segoe UI"/>
+                <w:kern w:val="0"/>
+                <w:sz w:val="20"/>
+                <w:szCs w:val="20"/>
+                <w14:ligatures w14:val="none"/>
+              </w:rPr>
+            </w:pPr>
+            <w:r>
+              <w:rPr>
+                <w:rFonts w:ascii="Segoe UI" w:eastAsia="Times New Roman" w:hAnsi="Segoe UI" w:cs="Segoe UI"/>
+                <w:b/>
+                <w:bCs/>
+                <w:kern w:val="0"/>
+                <w:sz w:val="20"/>
+                <w:szCs w:val="20"/>
+                <w14:ligatures w14:val="none"/>
+              </w:rPr>
+              <w:t>BNEF technology costs</w:t>
+            </w:r>
+          </w:p>
+        </w:tc>
+        <w:tc>
+          <w:tcPr>
+            <w:tcW w:w="0" w:type="auto"/>
+            <w:tcBorders>
+              <w:top w:val="nil"/>
+              <w:left w:val="nil"/>
+              <w:bottom w:val="nil"/>
+              <w:right w:val="nil"/>
+            </w:tcBorders>
+            <w:shd w:val="clear" w:color="auto" w:fill="141414"/>
+            <w:tcMar>
+              <w:top w:w="30" w:type="dxa"/>
+              <w:left w:w="30" w:type="dxa"/>
+              <w:bottom w:w="30" w:type="dxa"/>
+              <w:right w:w="30" w:type="dxa"/>
+            </w:tcMar>
+            <w:vAlign w:val="center"/>
+            <w:hideMark/>
+          </w:tcPr>
+          <w:p>
+            <w:pPr>
+              <w:spacing w:after="0" w:line="240" w:lineRule="auto"/>
+              <w:rPr>
+                <w:rFonts w:ascii="Segoe UI" w:eastAsia="Times New Roman" w:hAnsi="Segoe UI" w:cs="Segoe UI"/>
+                <w:kern w:val="0"/>
+                <w:sz w:val="20"/>
+                <w:szCs w:val="20"/>
+                <w14:ligatures w14:val="none"/>
+              </w:rPr>
+            </w:pPr>
+            <w:r>
+              <w:rPr>
+                <w:rFonts w:ascii="Segoe UI" w:eastAsia="Times New Roman" w:hAnsi="Segoe UI" w:cs="Segoe UI"/>
+                <w:b/>
+                <w:bCs/>
+                <w:kern w:val="0"/>
+                <w:sz w:val="20"/>
+                <w:szCs w:val="20"/>
+                <w14:ligatures w14:val="none"/>
+              </w:rPr>
+              <w:t>2025</w:t>
+            </w:r>
+          </w:p>
+        </w:tc>
+        <w:tc>
+          <w:tcPr>
+            <w:tcW w:w="0" w:type="auto"/>
+            <w:tcBorders>
+              <w:top w:val="nil"/>
+              <w:left w:val="nil"/>
+              <w:bottom w:val="nil"/>
+              <w:right w:val="nil"/>
+            </w:tcBorders>
+            <w:shd w:val="clear" w:color="auto" w:fill="141414"/>
+            <w:tcMar>
+              <w:top w:w="30" w:type="dxa"/>
+              <w:left w:w="30" w:type="dxa"/>
+              <w:bottom w:w="30" w:type="dxa"/>
+              <w:right w:w="30" w:type="dxa"/>
+            </w:tcMar>
+            <w:vAlign w:val="center"/>
+            <w:hideMark/>
+          </w:tcPr>
+          <w:p>
+            <w:pPr>
+              <w:spacing w:after="0" w:line="240" w:lineRule="auto"/>
+              <w:rPr>
+                <w:rFonts w:ascii="Segoe UI" w:eastAsia="Times New Roman" w:hAnsi="Segoe UI" w:cs="Segoe UI"/>
+                <w:kern w:val="0"/>
+                <w:sz w:val="20"/>
+                <w:szCs w:val="20"/>
+                <w14:ligatures w14:val="none"/>
+              </w:rPr>
+            </w:pPr>
+            <w:r>
+              <w:rPr>
+                <w:rFonts w:ascii="Segoe UI" w:eastAsia="Times New Roman" w:hAnsi="Segoe UI" w:cs="Segoe UI"/>
+                <w:kern w:val="0"/>
+                <w:sz w:val="20"/>
+                <w:szCs w:val="20"/>
+                <w14:ligatures w14:val="none"/>
+              </w:rPr>
+              <w:t>All </w:t>
+            </w:r>
+            <w:proofErr w:type="spellStart"/>
+            <w:r>
+              <w:rPr>
+                <w:rFonts w:ascii="Courier New" w:eastAsia="Times New Roman" w:hAnsi="Courier New" w:cs="Courier New"/>
+                <w:color w:val="88C0D0"/>
+                <w:kern w:val="0"/>
+                <w:sz w:val="18"/>
+                <w:szCs w:val="18"/>
+                <w14:ligatures w14:val="none"/>
+              </w:rPr>
+              <w:t>analysis_year</w:t>
+            </w:r>
+            <w:proofErr w:type="spellEnd"/>
+            <w:r>
+              <w:rPr>
+                <w:rFonts w:ascii="Courier New" w:eastAsia="Times New Roman" w:hAnsi="Courier New" w:cs="Courier New"/>
+                <w:color w:val="88C0D0"/>
+                <w:kern w:val="0"/>
+                <w:sz w:val="18"/>
+                <w:szCs w:val="18"/>
+                <w14:ligatures w14:val="none"/>
+              </w:rPr>
+              <w:t xml:space="preserve"> ≤ 2027</w:t>
+            </w:r>
+            <w:r>
+              <w:rPr>
+                <w:rFonts w:ascii="Segoe UI" w:eastAsia="Times New Roman" w:hAnsi="Segoe UI" w:cs="Segoe UI"/>
+                <w:kern w:val="0"/>
+                <w:sz w:val="20"/>
+                <w:szCs w:val="20"/>
+                <w14:ligatures w14:val="none"/>
+              </w:rPr>
+              <w:t> map to BNEF 2025 via </w:t>
+            </w:r>
+            <w:proofErr w:type="spellStart"/>
+            <w:r>
+              <w:rPr>
+                <w:rFonts w:ascii="Courier New" w:eastAsia="Times New Roman" w:hAnsi="Courier New" w:cs="Courier New"/>
+                <w:color w:val="88C0D0"/>
+                <w:kern w:val="0"/>
+                <w:sz w:val="18"/>
+                <w:szCs w:val="18"/>
+                <w14:ligatures w14:val="none"/>
+              </w:rPr>
+              <w:t>map_to_bnef_</w:t>
+            </w:r>
+            <w:proofErr w:type="gramStart"/>
+            <w:r>
+              <w:rPr>
+                <w:rFonts w:ascii="Courier New" w:eastAsia="Times New Roman" w:hAnsi="Courier New" w:cs="Courier New"/>
+                <w:color w:val="88C0D0"/>
+                <w:kern w:val="0"/>
+                <w:sz w:val="18"/>
+                <w:szCs w:val="18"/>
+                <w14:ligatures w14:val="none"/>
+              </w:rPr>
+              <w:t>year</w:t>
+            </w:r>
+            <w:proofErr w:type="spellEnd"/>
+            <w:r>
+              <w:rPr>
+                <w:rFonts w:ascii="Courier New" w:eastAsia="Times New Roman" w:hAnsi="Courier New" w:cs="Courier New"/>
+                <w:color w:val="88C0D0"/>
+                <w:kern w:val="0"/>
+                <w:sz w:val="18"/>
+                <w:szCs w:val="18"/>
+                <w14:ligatures w14:val="none"/>
+              </w:rPr>
+              <w:t>(</w:t>
+            </w:r>
+            <w:proofErr w:type="gramEnd"/>
+            <w:r>
+              <w:rPr>
+                <w:rFonts w:ascii="Courier New" w:eastAsia="Times New Roman" w:hAnsi="Courier New" w:cs="Courier New"/>
+                <w:color w:val="88C0D0"/>
+                <w:kern w:val="0"/>
+                <w:sz w:val="18"/>
+                <w:szCs w:val="18"/>
+                <w14:ligatures w14:val="none"/>
+              </w:rPr>
+              <w:t>)</w:t>
+            </w:r>
+            <w:r>
+              <w:rPr>
+                <w:rFonts w:ascii="Segoe UI" w:eastAsia="Times New Roman" w:hAnsi="Segoe UI" w:cs="Segoe UI"/>
+                <w:kern w:val="0"/>
+                <w:sz w:val="20"/>
+                <w:szCs w:val="20"/>
+                <w14:ligatures w14:val="none"/>
+              </w:rPr>
+              <w:t> — this covers CAPEX, annual cost ($/kW/yr), and LCOE for both PV and heat battery</w:t>
+            </w:r>
+          </w:p>
+        </w:tc>
+      </w:tr>
+      <w:tr>
+        <w:tc>
+          <w:tcPr>
+            <w:tcW w:w="0" w:type="auto"/>
+            <w:tcBorders>
+              <w:top w:val="nil"/>
+              <w:left w:val="nil"/>
+              <w:bottom w:val="nil"/>
+              <w:right w:val="nil"/>
+            </w:tcBorders>
+            <w:shd w:val="clear" w:color="auto" w:fill="141414"/>
+            <w:tcMar>
+              <w:top w:w="30" w:type="dxa"/>
+              <w:left w:w="30" w:type="dxa"/>
+              <w:bottom w:w="30" w:type="dxa"/>
+              <w:right w:w="30" w:type="dxa"/>
+            </w:tcMar>
+            <w:vAlign w:val="center"/>
+            <w:hideMark/>
+          </w:tcPr>
+          <w:p>
+            <w:pPr>
+              <w:spacing w:after="0" w:line="240" w:lineRule="auto"/>
+              <w:rPr>
+                <w:rFonts w:ascii="Segoe UI" w:eastAsia="Times New Roman" w:hAnsi="Segoe UI" w:cs="Segoe UI"/>
+                <w:kern w:val="0"/>
+                <w:sz w:val="20"/>
+                <w:szCs w:val="20"/>
+                <w14:ligatures w14:val="none"/>
+              </w:rPr>
+            </w:pPr>
+            <w:r>
+              <w:rPr>
+                <w:rFonts w:ascii="Segoe UI" w:eastAsia="Times New Roman" w:hAnsi="Segoe UI" w:cs="Segoe UI"/>
+                <w:b/>
+                <w:bCs/>
+                <w:kern w:val="0"/>
+                <w:sz w:val="20"/>
+                <w:szCs w:val="20"/>
+                <w14:ligatures w14:val="none"/>
+              </w:rPr>
+              <w:t>EUR/USD exchange rate</w:t>
+            </w:r>
+          </w:p>
+        </w:tc>
+        <w:tc>
+          <w:tcPr>
+            <w:tcW w:w="0" w:type="auto"/>
+            <w:tcBorders>
+              <w:top w:val="nil"/>
+              <w:left w:val="nil"/>
+              <w:bottom w:val="nil"/>
+              <w:right w:val="nil"/>
+            </w:tcBorders>
+            <w:shd w:val="clear" w:color="auto" w:fill="141414"/>
+            <w:tcMar>
+              <w:top w:w="30" w:type="dxa"/>
+              <w:left w:w="30" w:type="dxa"/>
+              <w:bottom w:w="30" w:type="dxa"/>
+              <w:right w:w="30" w:type="dxa"/>
+            </w:tcMar>
+            <w:vAlign w:val="center"/>
+            <w:hideMark/>
+          </w:tcPr>
+          <w:p>
+            <w:pPr>
+              <w:spacing w:after="0" w:line="240" w:lineRule="auto"/>
+              <w:rPr>
+                <w:rFonts w:ascii="Segoe UI" w:eastAsia="Times New Roman" w:hAnsi="Segoe UI" w:cs="Segoe UI"/>
+                <w:kern w:val="0"/>
+                <w:sz w:val="20"/>
+                <w:szCs w:val="20"/>
+                <w14:ligatures w14:val="none"/>
+              </w:rPr>
+            </w:pPr>
+            <w:r>
+              <w:rPr>
+                <w:rFonts w:ascii="Segoe UI" w:eastAsia="Times New Roman" w:hAnsi="Segoe UI" w:cs="Segoe UI"/>
+                <w:b/>
+                <w:bCs/>
+                <w:kern w:val="0"/>
+                <w:sz w:val="20"/>
+                <w:szCs w:val="20"/>
+                <w14:ligatures w14:val="none"/>
+              </w:rPr>
+              <w:t>2024</w:t>
+            </w:r>
+          </w:p>
+        </w:tc>
+        <w:tc>
+          <w:tcPr>
+            <w:tcW w:w="0" w:type="auto"/>
+            <w:tcBorders>
+              <w:top w:val="nil"/>
+              <w:left w:val="nil"/>
+              <w:bottom w:val="nil"/>
+              <w:right w:val="nil"/>
+            </w:tcBorders>
+            <w:shd w:val="clear" w:color="auto" w:fill="141414"/>
+            <w:tcMar>
+              <w:top w:w="30" w:type="dxa"/>
+              <w:left w:w="30" w:type="dxa"/>
+              <w:bottom w:w="30" w:type="dxa"/>
+              <w:right w:w="30" w:type="dxa"/>
+            </w:tcMar>
+            <w:vAlign w:val="center"/>
+            <w:hideMark/>
+          </w:tcPr>
+          <w:p>
+            <w:pPr>
+              <w:spacing w:after="0" w:line="240" w:lineRule="auto"/>
+              <w:rPr>
+                <w:rFonts w:ascii="Segoe UI" w:eastAsia="Times New Roman" w:hAnsi="Segoe UI" w:cs="Segoe UI"/>
+                <w:kern w:val="0"/>
+                <w:sz w:val="20"/>
+                <w:szCs w:val="20"/>
+                <w14:ligatures w14:val="none"/>
+              </w:rPr>
+            </w:pPr>
+            <w:r>
+              <w:rPr>
+                <w:rFonts w:ascii="Segoe UI" w:eastAsia="Times New Roman" w:hAnsi="Segoe UI" w:cs="Segoe UI"/>
+                <w:kern w:val="0"/>
+                <w:sz w:val="20"/>
+                <w:szCs w:val="20"/>
+                <w14:ligatures w14:val="none"/>
+              </w:rPr>
+              <w:t>ECB 2024 annual average = 0.921, used to convert BNEF USD costs to EUR</w:t>
+            </w:r>
+          </w:p>
+        </w:tc>
+      </w:tr>
+      <w:tr>
+        <w:tc>
+          <w:tcPr>
+            <w:tcW w:w="0" w:type="auto"/>
+            <w:tcBorders>
+              <w:top w:val="nil"/>
+              <w:left w:val="nil"/>
+              <w:bottom w:val="nil"/>
+              <w:right w:val="nil"/>
+            </w:tcBorders>
+            <w:shd w:val="clear" w:color="auto" w:fill="141414"/>
+            <w:tcMar>
+              <w:top w:w="30" w:type="dxa"/>
+              <w:left w:w="30" w:type="dxa"/>
+              <w:bottom w:w="30" w:type="dxa"/>
+              <w:right w:w="30" w:type="dxa"/>
+            </w:tcMar>
+            <w:vAlign w:val="center"/>
+            <w:hideMark/>
+          </w:tcPr>
+          <w:p>
+            <w:pPr>
+              <w:spacing w:after="0" w:line="240" w:lineRule="auto"/>
+              <w:rPr>
+                <w:rFonts w:ascii="Segoe UI" w:eastAsia="Times New Roman" w:hAnsi="Segoe UI" w:cs="Segoe UI"/>
+                <w:kern w:val="0"/>
+                <w:sz w:val="20"/>
+                <w:szCs w:val="20"/>
+                <w14:ligatures w14:val="none"/>
+              </w:rPr>
+            </w:pPr>
+            <w:r>
+              <w:rPr>
+                <w:rFonts w:ascii="Segoe UI" w:eastAsia="Times New Roman" w:hAnsi="Segoe UI" w:cs="Segoe UI"/>
+                <w:b/>
+                <w:bCs/>
+                <w:kern w:val="0"/>
+                <w:sz w:val="20"/>
+                <w:szCs w:val="20"/>
+                <w14:ligatures w14:val="none"/>
+              </w:rPr>
+              <w:t>Carbon (ETS) price</w:t>
+            </w:r>
+          </w:p>
+        </w:tc>
+        <w:tc>
+          <w:tcPr>
+            <w:tcW w:w="0" w:type="auto"/>
+            <w:tcBorders>
+              <w:top w:val="nil"/>
+              <w:left w:val="nil"/>
+              <w:bottom w:val="nil"/>
+              <w:right w:val="nil"/>
+            </w:tcBorders>
+            <w:shd w:val="clear" w:color="auto" w:fill="141414"/>
+            <w:tcMar>
+              <w:top w:w="30" w:type="dxa"/>
+              <w:left w:w="30" w:type="dxa"/>
+              <w:bottom w:w="30" w:type="dxa"/>
+              <w:right w:w="30" w:type="dxa"/>
+            </w:tcMar>
+            <w:vAlign w:val="center"/>
+            <w:hideMark/>
+          </w:tcPr>
+          <w:p>
+            <w:pPr>
+              <w:spacing w:after="0" w:line="240" w:lineRule="auto"/>
+              <w:rPr>
+                <w:rFonts w:ascii="Segoe UI" w:eastAsia="Times New Roman" w:hAnsi="Segoe UI" w:cs="Segoe UI"/>
+                <w:kern w:val="0"/>
+                <w:sz w:val="20"/>
+                <w:szCs w:val="20"/>
+                <w14:ligatures w14:val="none"/>
+              </w:rPr>
+            </w:pPr>
+            <w:r>
+              <w:rPr>
+                <w:rFonts w:ascii="Segoe UI" w:eastAsia="Times New Roman" w:hAnsi="Segoe UI" w:cs="Segoe UI"/>
+                <w:kern w:val="0"/>
+                <w:sz w:val="20"/>
+                <w:szCs w:val="20"/>
+                <w14:ligatures w14:val="none"/>
+              </w:rPr>
+              <w:t>Hard-coded schedule</w:t>
+            </w:r>
+          </w:p>
+        </w:tc>
+        <w:tc>
+          <w:tcPr>
+            <w:tcW w:w="0" w:type="auto"/>
+            <w:tcBorders>
+              <w:top w:val="nil"/>
+              <w:left w:val="nil"/>
+              <w:bottom w:val="nil"/>
+              <w:right w:val="nil"/>
+            </w:tcBorders>
+            <w:shd w:val="clear" w:color="auto" w:fill="141414"/>
+            <w:tcMar>
+              <w:top w:w="30" w:type="dxa"/>
+              <w:left w:w="30" w:type="dxa"/>
+              <w:bottom w:w="30" w:type="dxa"/>
+              <w:right w:w="30" w:type="dxa"/>
+            </w:tcMar>
+            <w:vAlign w:val="center"/>
+            <w:hideMark/>
+          </w:tcPr>
+          <w:p>
+            <w:pPr>
+              <w:spacing w:after="0" w:line="240" w:lineRule="auto"/>
+              <w:rPr>
+                <w:rFonts w:ascii="Segoe UI" w:eastAsia="Times New Roman" w:hAnsi="Segoe UI" w:cs="Segoe UI"/>
+                <w:kern w:val="0"/>
+                <w:sz w:val="20"/>
+                <w:szCs w:val="20"/>
+                <w14:ligatures w14:val="none"/>
+              </w:rPr>
+            </w:pPr>
+            <w:r>
+              <w:rPr>
+                <w:rFonts w:ascii="Segoe UI" w:eastAsia="Times New Roman" w:hAnsi="Segoe UI" w:cs="Segoe UI"/>
+                <w:kern w:val="0"/>
+                <w:sz w:val="20"/>
+                <w:szCs w:val="20"/>
+                <w14:ligatures w14:val="none"/>
+              </w:rPr>
+              <w:t>2024 = €60/t, 2025 = €55/t in the assumptions table</w:t>
+            </w:r>
+          </w:p>
+        </w:tc>
+      </w:tr>
+    </w:tbl>
+    <w:p>
+      <w:pPr>
+        <w:pStyle w:val="ListParagraph"/>
+        <w:numPr>
+          <w:ilvl w:val="0"/>
+          <w:numId w:val="1"/>
+        </w:numPr>
+      </w:pPr>
     </w:p>
     <w:p/>
     <w:sectPr>
@@ -2242,7 +4257,6 @@
   <w:style w:type="character" w:default="1" w:styleId="DefaultParagraphFont">
     <w:name w:val="Default Paragraph Font"/>
     <w:uiPriority w:val="1"/>
-    <w:semiHidden/>
     <w:unhideWhenUsed/>
   </w:style>
   <w:style w:type="table" w:default="1" w:styleId="TableNormal">
@@ -2690,6 +4704,30 @@
       <w:shd w:val="clear" w:color="auto" w:fill="E1DFDD"/>
     </w:rPr>
   </w:style>
+  <w:style w:type="character" w:styleId="Strong">
+    <w:name w:val="Strong"/>
+    <w:basedOn w:val="DefaultParagraphFont"/>
+    <w:uiPriority w:val="22"/>
+    <w:qFormat/>
+    <w:rsid w:val="00374D7F"/>
+    <w:rPr>
+      <w:b/>
+      <w:bCs/>
+    </w:rPr>
+  </w:style>
+  <w:style w:type="character" w:styleId="HTMLCode">
+    <w:name w:val="HTML Code"/>
+    <w:basedOn w:val="DefaultParagraphFont"/>
+    <w:uiPriority w:val="99"/>
+    <w:semiHidden/>
+    <w:unhideWhenUsed/>
+    <w:rsid w:val="00374D7F"/>
+    <w:rPr>
+      <w:rFonts w:ascii="Courier New" w:eastAsia="Times New Roman" w:hAnsi="Courier New" w:cs="Courier New"/>
+      <w:sz w:val="20"/>
+      <w:szCs w:val="20"/>
+    </w:rPr>
+  </w:style>
 </w:styles>
 </file>
 

--- a/off_grid_EU_analysis.docx
+++ b/off_grid_EU_analysis.docx
@@ -401,29 +401,35 @@
       <w:r>
         <w:t xml:space="preserve">For </w:t>
       </w:r>
-      <w:proofErr w:type="gramStart"/>
-      <w:r>
-        <w:t>example</w:t>
-      </w:r>
-      <w:proofErr w:type="gramEnd"/>
+      <w:r>
+        <w:t>example,</w:t>
+      </w:r>
       <w:r>
         <w:t xml:space="preserve"> if CHP plants account for a portion of the final </w:t>
       </w:r>
-      <w:proofErr w:type="gramStart"/>
-      <w:r>
-        <w:t>output</w:t>
-      </w:r>
-      <w:proofErr w:type="gramEnd"/>
+      <w:r>
+        <w:t>output,</w:t>
+      </w:r>
       <w:r>
         <w:t xml:space="preserve"> then it </w:t>
       </w:r>
-      <w:proofErr w:type="gramStart"/>
-      <w:r>
-        <w:t>have</w:t>
-      </w:r>
-      <w:proofErr w:type="gramEnd"/>
+      <w:r>
+        <w:t>has</w:t>
+      </w:r>
       <w:r>
         <w:t xml:space="preserve"> a lower epsilon because only half of the fuel input is used for heat. </w:t>
+      </w:r>
+    </w:p>
+    <w:p>
+      <w:pPr>
+        <w:pStyle w:val="ListParagraph"/>
+        <w:numPr>
+          <w:ilvl w:val="1"/>
+          <w:numId w:val="1"/>
+        </w:numPr>
+      </w:pPr>
+      <w:r>
+        <w:t>Biomass and Other Gases are not included because they are not substitutable heat.</w:t>
       </w:r>
     </w:p>
     <w:p>
@@ -455,7 +461,6 @@
         <w:t xml:space="preserve">This dataset uses national average, not site-specific prices. </w:t>
       </w:r>
       <w:r>
-        <w:lastRenderedPageBreak/>
         <w:t xml:space="preserve">Band I3 </w:t>
       </w:r>
       <w:r>
@@ -1821,6 +1826,7 @@
         </w:numPr>
       </w:pPr>
       <w:r>
+        <w:lastRenderedPageBreak/>
         <w:t>Coastal industrial zones, where refineries and petrochemical complexes usually are, are surrounded by port infrastructure and sea</w:t>
       </w:r>
     </w:p>
@@ -1833,7 +1839,6 @@
         </w:numPr>
       </w:pPr>
       <w:r>
-        <w:lastRenderedPageBreak/>
         <w:t>The low temperature plan</w:t>
       </w:r>
       <w:r>
@@ -2073,6 +2078,7 @@
         </w:numPr>
       </w:pPr>
       <w:r>
+        <w:lastRenderedPageBreak/>
         <w:t xml:space="preserve">Fixed components (capex, </w:t>
       </w:r>
       <w:proofErr w:type="spellStart"/>
@@ -2105,7 +2111,6 @@
         </w:numPr>
       </w:pPr>
       <w:r>
-        <w:lastRenderedPageBreak/>
         <w:t xml:space="preserve">0.85 industrial process </w:t>
       </w:r>
       <w:r>
@@ -3409,6 +3414,65 @@
         </w:numPr>
       </w:pPr>
     </w:p>
+    <w:p>
+      <w:r>
+        <w:br w:type="page"/>
+      </w:r>
+    </w:p>
+    <w:p>
+      <w:r>
+        <w:lastRenderedPageBreak/>
+        <w:t>Appendix</w:t>
+      </w:r>
+    </w:p>
+    <w:p>
+      <w:r>
+        <w:t>Epsilon Calculations</w:t>
+      </w:r>
+    </w:p>
+    <w:p>
+      <w:pPr>
+        <w:pStyle w:val="ListParagraph"/>
+        <w:numPr>
+          <w:ilvl w:val="0"/>
+          <w:numId w:val="3"/>
+        </w:numPr>
+      </w:pPr>
+      <w:r>
+        <w:t>Technology mix based on published data</w:t>
+      </w:r>
+      <w:r>
+        <w:t xml:space="preserve"> (for only substitutable fuels – not biomass)</w:t>
+      </w:r>
+    </w:p>
+    <w:p>
+      <w:pPr>
+        <w:pStyle w:val="ListParagraph"/>
+        <w:numPr>
+          <w:ilvl w:val="0"/>
+          <w:numId w:val="3"/>
+        </w:numPr>
+      </w:pPr>
+      <w:r>
+        <w:t>Epsilon (efficiency) of each technology</w:t>
+      </w:r>
+    </w:p>
+    <w:p>
+      <w:pPr>
+        <w:pStyle w:val="ListParagraph"/>
+        <w:numPr>
+          <w:ilvl w:val="0"/>
+          <w:numId w:val="3"/>
+        </w:numPr>
+      </w:pPr>
+      <w:r>
+        <w:t xml:space="preserve">Weighted average </w:t>
+      </w:r>
+      <w:r>
+        <w:t>of the technology mix and the efficiency of the two to get the epsilon for an activity</w:t>
+      </w:r>
+    </w:p>
+    <w:p/>
     <w:p/>
     <w:sectPr>
       <w:pgSz w:w="12240" w:h="15840"/>
@@ -3423,6 +3487,95 @@
 <file path=word/numbering.xml><?xml version="1.0" encoding="utf-8"?>
 <w:numbering xmlns:wpc="http://schemas.microsoft.com/office/word/2010/wordprocessingCanvas" xmlns:cx="http://schemas.microsoft.com/office/drawing/2014/chartex" xmlns:cx1="http://schemas.microsoft.com/office/drawing/2015/9/8/chartex" xmlns:cx2="http://schemas.microsoft.com/office/drawing/2015/10/21/chartex" xmlns:cx3="http://schemas.microsoft.com/office/drawing/2016/5/9/chartex" xmlns:cx4="http://schemas.microsoft.com/office/drawing/2016/5/10/chartex" xmlns:cx5="http://schemas.microsoft.com/office/drawing/2016/5/11/chartex" xmlns:cx6="http://schemas.microsoft.com/office/drawing/2016/5/12/chartex" xmlns:cx7="http://schemas.microsoft.com/office/drawing/2016/5/13/chartex" xmlns:cx8="http://schemas.microsoft.com/office/drawing/2016/5/14/chartex" xmlns:mc="http://schemas.openxmlformats.org/markup-compatibility/2006" xmlns:aink="http://schemas.microsoft.com/office/drawing/2016/ink" xmlns:am3d="http://schemas.microsoft.com/office/drawing/2017/model3d" xmlns:o="urn:schemas-microsoft-com:office:office" xmlns:oel="http://schemas.microsoft.com/office/2019/extlst" xmlns:r="http://schemas.openxmlformats.org/officeDocument/2006/relationships" xmlns:m="http://schemas.openxmlformats.org/officeDocument/2006/math" xmlns:v="urn:schemas-microsoft-com:vml" xmlns:wp14="http://schemas.microsoft.com/office/word/2010/wordprocessingDrawing" xmlns:wp="http://schemas.openxmlformats.org/drawingml/2006/wordprocessingDrawing" xmlns:w10="urn:schemas-microsoft-com:office:word" xmlns:w="http://schemas.openxmlformats.org/wordprocessingml/2006/main" xmlns:w14="http://schemas.microsoft.com/office/word/2010/wordml" xmlns:w15="http://schemas.microsoft.com/office/word/2012/wordml" xmlns:w16cex="http://schemas.microsoft.com/office/word/2018/wordml/cex" xmlns:w16cid="http://schemas.microsoft.com/office/word/2016/wordml/cid" xmlns:w16="http://schemas.microsoft.com/office/word/2018/wordml" xmlns:w16du="http://schemas.microsoft.com/office/word/2023/wordml/word16du" xmlns:w16sdtdh="http://schemas.microsoft.com/office/word/2020/wordml/sdtdatahash" xmlns:w16sdtfl="http://schemas.microsoft.com/office/word/2024/wordml/sdtformatlock" xmlns:w16se="http://schemas.microsoft.com/office/word/2015/wordml/symex" xmlns:wpg="http://schemas.microsoft.com/office/word/2010/wordprocessingGroup" xmlns:wpi="http://schemas.microsoft.com/office/word/2010/wordprocessingInk" xmlns:wne="http://schemas.microsoft.com/office/word/2006/wordml" xmlns:wps="http://schemas.microsoft.com/office/word/2010/wordprocessingShape" mc:Ignorable="w14 w15 w16se w16cid w16 w16cex w16sdtdh w16sdtfl w16du wp14">
   <w:abstractNum w:abstractNumId="0" w15:restartNumberingAfterBreak="0">
+    <w:nsid w:val="0F7247E1"/>
+    <w:multiLevelType w:val="hybridMultilevel"/>
+    <w:tmpl w:val="BF62CAB4"/>
+    <w:lvl w:ilvl="0" w:tplc="0409000F">
+      <w:start w:val="1"/>
+      <w:numFmt w:val="decimal"/>
+      <w:lvlText w:val="%1."/>
+      <w:lvlJc w:val="left"/>
+      <w:pPr>
+        <w:ind w:left="720" w:hanging="360"/>
+      </w:pPr>
+      <w:rPr>
+        <w:rFonts w:hint="default"/>
+      </w:rPr>
+    </w:lvl>
+    <w:lvl w:ilvl="1" w:tplc="04090019" w:tentative="1">
+      <w:start w:val="1"/>
+      <w:numFmt w:val="lowerLetter"/>
+      <w:lvlText w:val="%2."/>
+      <w:lvlJc w:val="left"/>
+      <w:pPr>
+        <w:ind w:left="1440" w:hanging="360"/>
+      </w:pPr>
+    </w:lvl>
+    <w:lvl w:ilvl="2" w:tplc="0409001B" w:tentative="1">
+      <w:start w:val="1"/>
+      <w:numFmt w:val="lowerRoman"/>
+      <w:lvlText w:val="%3."/>
+      <w:lvlJc w:val="right"/>
+      <w:pPr>
+        <w:ind w:left="2160" w:hanging="180"/>
+      </w:pPr>
+    </w:lvl>
+    <w:lvl w:ilvl="3" w:tplc="0409000F" w:tentative="1">
+      <w:start w:val="1"/>
+      <w:numFmt w:val="decimal"/>
+      <w:lvlText w:val="%4."/>
+      <w:lvlJc w:val="left"/>
+      <w:pPr>
+        <w:ind w:left="2880" w:hanging="360"/>
+      </w:pPr>
+    </w:lvl>
+    <w:lvl w:ilvl="4" w:tplc="04090019" w:tentative="1">
+      <w:start w:val="1"/>
+      <w:numFmt w:val="lowerLetter"/>
+      <w:lvlText w:val="%5."/>
+      <w:lvlJc w:val="left"/>
+      <w:pPr>
+        <w:ind w:left="3600" w:hanging="360"/>
+      </w:pPr>
+    </w:lvl>
+    <w:lvl w:ilvl="5" w:tplc="0409001B" w:tentative="1">
+      <w:start w:val="1"/>
+      <w:numFmt w:val="lowerRoman"/>
+      <w:lvlText w:val="%6."/>
+      <w:lvlJc w:val="right"/>
+      <w:pPr>
+        <w:ind w:left="4320" w:hanging="180"/>
+      </w:pPr>
+    </w:lvl>
+    <w:lvl w:ilvl="6" w:tplc="0409000F" w:tentative="1">
+      <w:start w:val="1"/>
+      <w:numFmt w:val="decimal"/>
+      <w:lvlText w:val="%7."/>
+      <w:lvlJc w:val="left"/>
+      <w:pPr>
+        <w:ind w:left="5040" w:hanging="360"/>
+      </w:pPr>
+    </w:lvl>
+    <w:lvl w:ilvl="7" w:tplc="04090019" w:tentative="1">
+      <w:start w:val="1"/>
+      <w:numFmt w:val="lowerLetter"/>
+      <w:lvlText w:val="%8."/>
+      <w:lvlJc w:val="left"/>
+      <w:pPr>
+        <w:ind w:left="5760" w:hanging="360"/>
+      </w:pPr>
+    </w:lvl>
+    <w:lvl w:ilvl="8" w:tplc="0409001B" w:tentative="1">
+      <w:start w:val="1"/>
+      <w:numFmt w:val="lowerRoman"/>
+      <w:lvlText w:val="%9."/>
+      <w:lvlJc w:val="right"/>
+      <w:pPr>
+        <w:ind w:left="6480" w:hanging="180"/>
+      </w:pPr>
+    </w:lvl>
+  </w:abstractNum>
+  <w:abstractNum w:abstractNumId="1" w15:restartNumberingAfterBreak="0">
     <w:nsid w:val="36A10665"/>
     <w:multiLevelType w:val="hybridMultilevel"/>
     <w:tmpl w:val="46686126"/>
@@ -3534,7 +3687,7 @@
       </w:rPr>
     </w:lvl>
   </w:abstractNum>
-  <w:abstractNum w:abstractNumId="1" w15:restartNumberingAfterBreak="0">
+  <w:abstractNum w:abstractNumId="2" w15:restartNumberingAfterBreak="0">
     <w:nsid w:val="61427C08"/>
     <w:multiLevelType w:val="hybridMultilevel"/>
     <w:tmpl w:val="FBBE3D18"/>
@@ -3647,10 +3800,13 @@
     </w:lvl>
   </w:abstractNum>
   <w:num w:numId="1" w16cid:durableId="741367167">
-    <w:abstractNumId w:val="0"/>
+    <w:abstractNumId w:val="1"/>
   </w:num>
   <w:num w:numId="2" w16cid:durableId="2059233065">
-    <w:abstractNumId w:val="1"/>
+    <w:abstractNumId w:val="2"/>
+  </w:num>
+  <w:num w:numId="3" w16cid:durableId="663821042">
+    <w:abstractNumId w:val="0"/>
   </w:num>
 </w:numbering>
 </file>
